--- a/svoyo-delo/대본/3부/02화_Uchebny_tsentr.docx
+++ b/svoyo-delo/대본/3부/02화_Uchebny_tsentr.docx
@@ -83,7 +83,7 @@
         <w:t xml:space="preserve"> </w:t>
       </w:r>
       <w:r>
-        <w:t xml:space="preserve">- 규칙: 지문 없음. 전 화 100% 「화자명: 대사」. 1턴 15단어 이내 + 긴 턴 10~15회(25~35단어). 문법 초점(B2): 가정법(цену, которую вы назвали бы чужим), 간접 의문 ли(проверить, смотрят ли), 형동사(лицензированного помещения).</w:t>
+        <w:t xml:space="preserve">- 규칙: 지문 없음. 전 화 100% 「화자명: 대사」. 1턴 20단어 이내 + 긴 턴 10~15회(30~50단어). 문법 초점(B2): 가정법(цену, которую вы назвали бы чужим), 간접 의문 ли(проверить, смотрят ли), 형동사(лицензированного помещения).</w:t>
       </w:r>
       <w:r>
         <w:t xml:space="preserve"> </w:t>
@@ -483,63 +483,63 @@
         <w:pStyle w:val="FirstParagraph"/>
       </w:pPr>
       <w:r>
-        <w:t xml:space="preserve">IRINA: Доброе утро. Новость. Корнилова прислала второй заказ. Сто двадцать шприцев.</w:t>
-      </w:r>
-    </w:p>
-    <w:p>
-      <w:pPr>
-        <w:pStyle w:val="BodyText"/>
-      </w:pPr>
-      <w:r>
-        <w:t xml:space="preserve">ALEKSEY: Сто двадцать? В два раза больше, чем в первый раз.</w:t>
-      </w:r>
-    </w:p>
-    <w:p>
-      <w:pPr>
-        <w:pStyle w:val="BodyText"/>
-      </w:pPr>
-      <w:r>
-        <w:t xml:space="preserve">IRINA: Месяц наблюдения. Пятьдесят две пациентки. Узелков — ноль. Отёки — два, прошли за три дня.</w:t>
-      </w:r>
-    </w:p>
-    <w:p>
-      <w:pPr>
-        <w:pStyle w:val="BodyText"/>
-      </w:pPr>
-      <w:r>
-        <w:t xml:space="preserve">OLGA: Ноль узелков за месяц. Это ещё не результат. Узелки появляются через шесть недель.</w:t>
-      </w:r>
-    </w:p>
-    <w:p>
-      <w:pPr>
-        <w:pStyle w:val="BodyText"/>
-      </w:pPr>
-      <w:r>
-        <w:t xml:space="preserve">IRINA: Поэтому она заказала сто двадцать, а не двести. Она осторожная. Как вы.</w:t>
-      </w:r>
-    </w:p>
-    <w:p>
-      <w:pPr>
-        <w:pStyle w:val="BodyText"/>
-      </w:pPr>
-      <w:r>
-        <w:t xml:space="preserve">ALEKSEY: Миллион восемьдесят тысяч. Счёт номер два?</w:t>
-      </w:r>
-    </w:p>
-    <w:p>
-      <w:pPr>
-        <w:pStyle w:val="BodyText"/>
-      </w:pPr>
-      <w:r>
-        <w:t xml:space="preserve">IRINA: Номер два. И ещё одно письмо. От Корниловой. Короткое. Три строки.</w:t>
-      </w:r>
-    </w:p>
-    <w:p>
-      <w:pPr>
-        <w:pStyle w:val="BodyText"/>
-      </w:pPr>
-      <w:r>
-        <w:t xml:space="preserve">OLGA: Три строки — это серьёзно. Читайте.</w:t>
+        <w:t xml:space="preserve">IRINA: Доброе утро. У меня новость: Корнилова прислала второй заказ, на сто двадцать шприцев.</w:t>
+      </w:r>
+    </w:p>
+    <w:p>
+      <w:pPr>
+        <w:pStyle w:val="BodyText"/>
+      </w:pPr>
+      <w:r>
+        <w:t xml:space="preserve">ALEKSEY: Сто двадцать? Это же в два раза больше, чем в первый раз.</w:t>
+      </w:r>
+    </w:p>
+    <w:p>
+      <w:pPr>
+        <w:pStyle w:val="BodyText"/>
+      </w:pPr>
+      <w:r>
+        <w:t xml:space="preserve">IRINA: Прошёл месяц наблюдения, пятьдесят две пациентки. Узелков — ноль, а отёков было два, и они прошли за три дня.</w:t>
+      </w:r>
+    </w:p>
+    <w:p>
+      <w:pPr>
+        <w:pStyle w:val="BodyText"/>
+      </w:pPr>
+      <w:r>
+        <w:t xml:space="preserve">OLGA: Ноль узелков за месяц — это ещё не результат, потому что узелки появляются через шесть недель.</w:t>
+      </w:r>
+    </w:p>
+    <w:p>
+      <w:pPr>
+        <w:pStyle w:val="BodyText"/>
+      </w:pPr>
+      <w:r>
+        <w:t xml:space="preserve">IRINA: Поэтому она и заказала сто двадцать, а не двести. Она осторожная, как и вы.</w:t>
+      </w:r>
+    </w:p>
+    <w:p>
+      <w:pPr>
+        <w:pStyle w:val="BodyText"/>
+      </w:pPr>
+      <w:r>
+        <w:t xml:space="preserve">ALEKSEY: Значит, миллион восемьдесят тысяч. Это будет счёт номер два?</w:t>
+      </w:r>
+    </w:p>
+    <w:p>
+      <w:pPr>
+        <w:pStyle w:val="BodyText"/>
+      </w:pPr>
+      <w:r>
+        <w:t xml:space="preserve">IRINA: Да, номер два. И ещё пришло одно письмо от Корниловой, короткое, всего три строки.</w:t>
+      </w:r>
+    </w:p>
+    <w:p>
+      <w:pPr>
+        <w:pStyle w:val="BodyText"/>
+      </w:pPr>
+      <w:r>
+        <w:t xml:space="preserve">OLGA: Если Корнилова пишет три строки, это серьёзно. Читайте, пожалуйста.</w:t>
       </w:r>
     </w:p>
     <w:p>
@@ -555,47 +555,47 @@
         <w:pStyle w:val="BodyText"/>
       </w:pPr>
       <w:r>
-        <w:t xml:space="preserve">ALEKSEY: Четырнадцать врачей. Сами просят?</w:t>
-      </w:r>
-    </w:p>
-    <w:p>
-      <w:pPr>
-        <w:pStyle w:val="BodyText"/>
-      </w:pPr>
-      <w:r>
-        <w:t xml:space="preserve">IRINA: Сами. Подруги, коллеги, бывшие ординаторы. Слухи быстрые.</w:t>
-      </w:r>
-    </w:p>
-    <w:p>
-      <w:pPr>
-        <w:pStyle w:val="BodyText"/>
-      </w:pPr>
-      <w:r>
-        <w:t xml:space="preserve">ALINA: Ещё шестеро написали мне. После видео с доктором Хан.</w:t>
-      </w:r>
-    </w:p>
-    <w:p>
-      <w:pPr>
-        <w:pStyle w:val="BodyText"/>
-      </w:pPr>
-      <w:r>
-        <w:t xml:space="preserve">OLGA: Какого видео? Гарипова, вы что, выложили видео?</w:t>
-      </w:r>
-    </w:p>
-    <w:p>
-      <w:pPr>
-        <w:pStyle w:val="BodyText"/>
-      </w:pPr>
-      <w:r>
-        <w:t xml:space="preserve">ALINA: Нет. Видео без пациенток. Только фантом. И только правила. Никакой рекламы.</w:t>
-      </w:r>
-    </w:p>
-    <w:p>
-      <w:pPr>
-        <w:pStyle w:val="BodyText"/>
-      </w:pPr>
-      <w:r>
-        <w:t xml:space="preserve">ALEKSEY: Двадцать врачей. Корнилова права. Нам нужен учебный центр. Давайте по делу.</w:t>
+        <w:t xml:space="preserve">ALEKSEY: Четырнадцать врачей? И они сами просят, без всякой рекламы?</w:t>
+      </w:r>
+    </w:p>
+    <w:p>
+      <w:pPr>
+        <w:pStyle w:val="BodyText"/>
+      </w:pPr>
+      <w:r>
+        <w:t xml:space="preserve">IRINA: Сами: подруги, коллеги, бывшие ординаторы. Слухи у врачей распространяются очень быстро.</w:t>
+      </w:r>
+    </w:p>
+    <w:p>
+      <w:pPr>
+        <w:pStyle w:val="BodyText"/>
+      </w:pPr>
+      <w:r>
+        <w:t xml:space="preserve">ALINA: А мне написали ещё шестеро, после того видео с доктором Хан.</w:t>
+      </w:r>
+    </w:p>
+    <w:p>
+      <w:pPr>
+        <w:pStyle w:val="BodyText"/>
+      </w:pPr>
+      <w:r>
+        <w:t xml:space="preserve">OLGA: Какого ещё видео? Гарипова, вы что, выложили видео в интернет?</w:t>
+      </w:r>
+    </w:p>
+    <w:p>
+      <w:pPr>
+        <w:pStyle w:val="BodyText"/>
+      </w:pPr>
+      <w:r>
+        <w:t xml:space="preserve">ALINA: Нет, не волнуйтесь. Это видео без пациенток, там только фантом и только правила, никакой рекламы.</w:t>
+      </w:r>
+    </w:p>
+    <w:p>
+      <w:pPr>
+        <w:pStyle w:val="BodyText"/>
+      </w:pPr>
+      <w:r>
+        <w:t xml:space="preserve">ALEKSEY: Итого двадцать врачей. Корнилова права: нам нужен учебный центр. Давайте по делу.</w:t>
       </w:r>
     </w:p>
     <w:bookmarkEnd w:id="21"/>
@@ -613,87 +613,87 @@
         <w:pStyle w:val="FirstParagraph"/>
       </w:pPr>
       <w:r>
-        <w:t xml:space="preserve">OLGA: По делу. Учебный центр с живыми пациентками — это медицинская деятельность. Нужна лицензия.</w:t>
-      </w:r>
-    </w:p>
-    <w:p>
-      <w:pPr>
-        <w:pStyle w:val="BodyText"/>
-      </w:pPr>
-      <w:r>
-        <w:t xml:space="preserve">ALEKSEY: Лицензия? Сколько это?</w:t>
-      </w:r>
-    </w:p>
-    <w:p>
-      <w:pPr>
-        <w:pStyle w:val="BodyText"/>
-      </w:pPr>
-      <w:r>
-        <w:t xml:space="preserve">OLGA: Отдельное помещение, оборудование, санитарные нормы, проверка. Полгода. И деньги, которых у нас нет.</w:t>
-      </w:r>
-    </w:p>
-    <w:p>
-      <w:pPr>
-        <w:pStyle w:val="BodyText"/>
-      </w:pPr>
-      <w:r>
-        <w:t xml:space="preserve">IRINA: Аренда лицензированного помещения в центре — от четырёхсот тысяч в месяц. Я смотрела.</w:t>
-      </w:r>
-    </w:p>
-    <w:p>
-      <w:pPr>
-        <w:pStyle w:val="BodyText"/>
-      </w:pPr>
-      <w:r>
-        <w:t xml:space="preserve">ALEKSEY: Четыреста тысяч. Это вся наша прибыль от Корниловой.</w:t>
-      </w:r>
-    </w:p>
-    <w:p>
-      <w:pPr>
-        <w:pStyle w:val="BodyText"/>
-      </w:pPr>
-      <w:r>
-        <w:t xml:space="preserve">ALINA: Подождите. У меня есть лицензия. Моя клиника в Сокольниках. Два кабинета.</w:t>
-      </w:r>
-    </w:p>
-    <w:p>
-      <w:pPr>
-        <w:pStyle w:val="BodyText"/>
-      </w:pPr>
-      <w:r>
-        <w:t xml:space="preserve">OLGA: Ваша клиника лицензирована на инъекции?</w:t>
-      </w:r>
-    </w:p>
-    <w:p>
-      <w:pPr>
-        <w:pStyle w:val="BodyText"/>
-      </w:pPr>
-      <w:r>
-        <w:t xml:space="preserve">ALINA: На косметологию. С инъекциями. Я получала её три года назад. Сама. Без агентства.</w:t>
-      </w:r>
-    </w:p>
-    <w:p>
-      <w:pPr>
-        <w:pStyle w:val="BodyText"/>
-      </w:pPr>
-      <w:r>
-        <w:t xml:space="preserve">OLGA: Сама. Хорошо. Тогда можно разделить центр на две части. Теория и фантомы — здесь, в офисе, лицензия не нужна. Практика на пациентках — у вас. Это законно, если у нас будет договор с вашей клиникой.</w:t>
-      </w:r>
-    </w:p>
-    <w:p>
-      <w:pPr>
-        <w:pStyle w:val="BodyText"/>
-      </w:pPr>
-      <w:r>
-        <w:t xml:space="preserve">IRINA: Договор аренды кабинета. Посуточно. Только в дни практики. Фиксированная ставка.</w:t>
-      </w:r>
-    </w:p>
-    <w:p>
-      <w:pPr>
-        <w:pStyle w:val="BodyText"/>
-      </w:pPr>
-      <w:r>
-        <w:t xml:space="preserve">ALINA: Сколько?</w:t>
+        <w:t xml:space="preserve">OLGA: По делу так по делу. Учебный центр с живыми пациентками — это медицинская деятельность, и для неё нужна лицензия.</w:t>
+      </w:r>
+    </w:p>
+    <w:p>
+      <w:pPr>
+        <w:pStyle w:val="BodyText"/>
+      </w:pPr>
+      <w:r>
+        <w:t xml:space="preserve">ALEKSEY: Лицензия? И сколько времени и денег это займёт?</w:t>
+      </w:r>
+    </w:p>
+    <w:p>
+      <w:pPr>
+        <w:pStyle w:val="BodyText"/>
+      </w:pPr>
+      <w:r>
+        <w:t xml:space="preserve">OLGA: Нужно отдельное помещение, оборудование, санитарные нормы и проверка. Это полгода и деньги, которых у нас нет.</w:t>
+      </w:r>
+    </w:p>
+    <w:p>
+      <w:pPr>
+        <w:pStyle w:val="BodyText"/>
+      </w:pPr>
+      <w:r>
+        <w:t xml:space="preserve">IRINA: Аренда лицензированного помещения в центре стоит от четырёхсот тысяч в месяц. Я уже смотрела варианты.</w:t>
+      </w:r>
+    </w:p>
+    <w:p>
+      <w:pPr>
+        <w:pStyle w:val="BodyText"/>
+      </w:pPr>
+      <w:r>
+        <w:t xml:space="preserve">ALEKSEY: Четыреста тысяч? Но это же вся наша прибыль от Корниловой.</w:t>
+      </w:r>
+    </w:p>
+    <w:p>
+      <w:pPr>
+        <w:pStyle w:val="BodyText"/>
+      </w:pPr>
+      <w:r>
+        <w:t xml:space="preserve">ALINA: Подождите, у меня ведь есть лицензия. Моя клиника в Сокольниках, и там два кабинета.</w:t>
+      </w:r>
+    </w:p>
+    <w:p>
+      <w:pPr>
+        <w:pStyle w:val="BodyText"/>
+      </w:pPr>
+      <w:r>
+        <w:t xml:space="preserve">OLGA: А ваша клиника лицензирована именно на инъекции?</w:t>
+      </w:r>
+    </w:p>
+    <w:p>
+      <w:pPr>
+        <w:pStyle w:val="BodyText"/>
+      </w:pPr>
+      <w:r>
+        <w:t xml:space="preserve">ALINA: На косметологию, с инъекциями. Я получала её три года назад сама, без всякого агентства.</w:t>
+      </w:r>
+    </w:p>
+    <w:p>
+      <w:pPr>
+        <w:pStyle w:val="BodyText"/>
+      </w:pPr>
+      <w:r>
+        <w:t xml:space="preserve">OLGA: Сама — это хорошо. Тогда можно разделить центр на две части. Теория и фантомы будут здесь, в офисе, и лицензия для этого не нужна. Практика на пациентках будет у вас. Это законно, если у нас будет договор с вашей клиникой.</w:t>
+      </w:r>
+    </w:p>
+    <w:p>
+      <w:pPr>
+        <w:pStyle w:val="BodyText"/>
+      </w:pPr>
+      <w:r>
+        <w:t xml:space="preserve">IRINA: Значит, договор аренды кабинета, посуточно, только в дни практики и по фиксированной ставке.</w:t>
+      </w:r>
+    </w:p>
+    <w:p>
+      <w:pPr>
+        <w:pStyle w:val="BodyText"/>
+      </w:pPr>
+      <w:r>
+        <w:t xml:space="preserve">ALINA: И сколько это будет стоить?</w:t>
       </w:r>
     </w:p>
     <w:p>
@@ -709,111 +709,111 @@
         <w:pStyle w:val="BodyText"/>
       </w:pPr>
       <w:r>
-        <w:t xml:space="preserve">ALINA: Я не знаю. Мне неловко брать деньги у своих.</w:t>
-      </w:r>
-    </w:p>
-    <w:p>
-      <w:pPr>
-        <w:pStyle w:val="BodyText"/>
-      </w:pPr>
-      <w:r>
-        <w:t xml:space="preserve">OLGA: Гарипова, «своих» не бывает в договоре. Бывают стороны. Назовите цену, которую вы назвали бы чужим.</w:t>
-      </w:r>
-    </w:p>
-    <w:p>
-      <w:pPr>
-        <w:pStyle w:val="BodyText"/>
-      </w:pPr>
-      <w:r>
-        <w:t xml:space="preserve">ALINA: Чужим… Пятнадцать тысяч в день. С медсестрой.</w:t>
-      </w:r>
-    </w:p>
-    <w:p>
-      <w:pPr>
-        <w:pStyle w:val="BodyText"/>
-      </w:pPr>
-      <w:r>
-        <w:t xml:space="preserve">IRINA: Пятнадцать с медсестрой. Это ниже рынка. Ставлю восемнадцать. Чтобы вам не было обидно через год.</w:t>
-      </w:r>
-    </w:p>
-    <w:p>
-      <w:pPr>
-        <w:pStyle w:val="BodyText"/>
-      </w:pPr>
-      <w:r>
-        <w:t xml:space="preserve">ALEKSEY: Ирина, вы торгуетесь вверх?</w:t>
-      </w:r>
-    </w:p>
-    <w:p>
-      <w:pPr>
-        <w:pStyle w:val="BodyText"/>
-      </w:pPr>
-      <w:r>
-        <w:t xml:space="preserve">IRINA: Я торгуюсь на два года вперёд. Обиженный партнёр — дороже трёх тысяч в день.</w:t>
-      </w:r>
-    </w:p>
-    <w:p>
-      <w:pPr>
-        <w:pStyle w:val="BodyText"/>
-      </w:pPr>
-      <w:r>
-        <w:t xml:space="preserve">OLGA: Записала. Второе — фантомы. Доктор Хан увезла свои.</w:t>
-      </w:r>
-    </w:p>
-    <w:p>
-      <w:pPr>
-        <w:pStyle w:val="BodyText"/>
-      </w:pPr>
-      <w:r>
-        <w:t xml:space="preserve">ALINA: Один она оставила. В подарок. Он стоит в кабинете у Корниловой.</w:t>
-      </w:r>
-    </w:p>
-    <w:p>
-      <w:pPr>
-        <w:pStyle w:val="BodyText"/>
-      </w:pPr>
-      <w:r>
-        <w:t xml:space="preserve">IRINA: Новый фантом — сто восемьдесят тысяч. Корейский — дешевле, но доставка два месяца.</w:t>
-      </w:r>
-    </w:p>
-    <w:p>
-      <w:pPr>
-        <w:pStyle w:val="BodyText"/>
-      </w:pPr>
-      <w:r>
-        <w:t xml:space="preserve">ALEKSEY: Я спрошу Доюна. Может, Сеул пришлёт два. Как часть обучения.</w:t>
-      </w:r>
-    </w:p>
-    <w:p>
-      <w:pPr>
-        <w:pStyle w:val="BodyText"/>
-      </w:pPr>
-      <w:r>
-        <w:t xml:space="preserve">OLGA: Не «пришлёт». Или договоримся, что это часть контракта. Подарки от поставщика — это тоже вопрос эксперта.</w:t>
-      </w:r>
-    </w:p>
-    <w:p>
-      <w:pPr>
-        <w:pStyle w:val="BodyText"/>
-      </w:pPr>
-      <w:r>
-        <w:t xml:space="preserve">ALEKSEY: Хорошо. Через контракт. Третье — ультразвук.</w:t>
-      </w:r>
-    </w:p>
-    <w:p>
-      <w:pPr>
-        <w:pStyle w:val="BodyText"/>
-      </w:pPr>
-      <w:r>
-        <w:t xml:space="preserve">IRINA: Аренда — сорок тысяч в месяц. Теперь мы можем. Счёт номер два это позволяет.</w:t>
-      </w:r>
-    </w:p>
-    <w:p>
-      <w:pPr>
-        <w:pStyle w:val="BodyText"/>
-      </w:pPr>
-      <w:r>
-        <w:t xml:space="preserve">ALINA: А кто будет учить? Елена Викторовна одна не справится. Двадцать врачей.</w:t>
+        <w:t xml:space="preserve">ALINA: Я правда не знаю. Мне как-то неловко брать деньги у своих.</w:t>
+      </w:r>
+    </w:p>
+    <w:p>
+      <w:pPr>
+        <w:pStyle w:val="BodyText"/>
+      </w:pPr>
+      <w:r>
+        <w:t xml:space="preserve">OLGA: Гарипова, «своих» не бывает в договоре. Бывают стороны. Назовите цену, которую вы назвали бы чужим людям.</w:t>
+      </w:r>
+    </w:p>
+    <w:p>
+      <w:pPr>
+        <w:pStyle w:val="BodyText"/>
+      </w:pPr>
+      <w:r>
+        <w:t xml:space="preserve">ALINA: Чужим… Тогда пятнадцать тысяч в день, вместе с медсестрой.</w:t>
+      </w:r>
+    </w:p>
+    <w:p>
+      <w:pPr>
+        <w:pStyle w:val="BodyText"/>
+      </w:pPr>
+      <w:r>
+        <w:t xml:space="preserve">IRINA: Пятнадцать с медсестрой — это ниже рынка. Я ставлю восемнадцать, чтобы вам не было обидно через год.</w:t>
+      </w:r>
+    </w:p>
+    <w:p>
+      <w:pPr>
+        <w:pStyle w:val="BodyText"/>
+      </w:pPr>
+      <w:r>
+        <w:t xml:space="preserve">ALEKSEY: Ирина, я не ослышался? Вы торгуетесь вверх?</w:t>
+      </w:r>
+    </w:p>
+    <w:p>
+      <w:pPr>
+        <w:pStyle w:val="BodyText"/>
+      </w:pPr>
+      <w:r>
+        <w:t xml:space="preserve">IRINA: Я торгуюсь на два года вперёд. Обиженный партнёр обойдётся нам дороже, чем три тысячи в день.</w:t>
+      </w:r>
+    </w:p>
+    <w:p>
+      <w:pPr>
+        <w:pStyle w:val="BodyText"/>
+      </w:pPr>
+      <w:r>
+        <w:t xml:space="preserve">OLGA: Записала. Второй вопрос — фантомы, потому что доктор Хан увезла свои домой.</w:t>
+      </w:r>
+    </w:p>
+    <w:p>
+      <w:pPr>
+        <w:pStyle w:val="BodyText"/>
+      </w:pPr>
+      <w:r>
+        <w:t xml:space="preserve">ALINA: Один она всё-таки оставила нам в подарок. Он сейчас стоит в кабинете у Корниловой.</w:t>
+      </w:r>
+    </w:p>
+    <w:p>
+      <w:pPr>
+        <w:pStyle w:val="BodyText"/>
+      </w:pPr>
+      <w:r>
+        <w:t xml:space="preserve">IRINA: Новый фантом стоит сто восемьдесят тысяч. Корейский дешевле, но доставка займёт два месяца.</w:t>
+      </w:r>
+    </w:p>
+    <w:p>
+      <w:pPr>
+        <w:pStyle w:val="BodyText"/>
+      </w:pPr>
+      <w:r>
+        <w:t xml:space="preserve">ALEKSEY: Я спрошу Доюна. Может быть, Сеул пришлёт нам два как часть обучения.</w:t>
+      </w:r>
+    </w:p>
+    <w:p>
+      <w:pPr>
+        <w:pStyle w:val="BodyText"/>
+      </w:pPr>
+      <w:r>
+        <w:t xml:space="preserve">OLGA: Не «пришлёт». Или мы договоримся, что это часть контракта, или никак. Подарки от поставщика — это тоже вопрос эксперта.</w:t>
+      </w:r>
+    </w:p>
+    <w:p>
+      <w:pPr>
+        <w:pStyle w:val="BodyText"/>
+      </w:pPr>
+      <w:r>
+        <w:t xml:space="preserve">ALEKSEY: Хорошо, сделаем через контракт. Третий вопрос — ультразвук.</w:t>
+      </w:r>
+    </w:p>
+    <w:p>
+      <w:pPr>
+        <w:pStyle w:val="BodyText"/>
+      </w:pPr>
+      <w:r>
+        <w:t xml:space="preserve">IRINA: Аренда аппарата — сорок тысяч в месяц. Теперь мы можем себе это позволить, счёт номер два это позволяет.</w:t>
+      </w:r>
+    </w:p>
+    <w:p>
+      <w:pPr>
+        <w:pStyle w:val="BodyText"/>
+      </w:pPr>
+      <w:r>
+        <w:t xml:space="preserve">ALINA: А кто будет учить? Елена Викторовна одна не справится, ведь врачей уже двадцать.</w:t>
       </w:r>
     </w:p>
     <w:p>
@@ -829,63 +829,63 @@
         <w:pStyle w:val="BodyText"/>
       </w:pPr>
       <w:r>
-        <w:t xml:space="preserve">ALEKSEY: Елена Викторовна — ведущий преподаватель. Вы, Алина, — второй. Нужен третий.</w:t>
-      </w:r>
-    </w:p>
-    <w:p>
-      <w:pPr>
-        <w:pStyle w:val="BodyText"/>
-      </w:pPr>
-      <w:r>
-        <w:t xml:space="preserve">ALINA: Я? Преподаватель? У меня сертификат номер два. Ему месяц.</w:t>
-      </w:r>
-    </w:p>
-    <w:p>
-      <w:pPr>
-        <w:pStyle w:val="BodyText"/>
-      </w:pPr>
-      <w:r>
-        <w:t xml:space="preserve">OLGA: А у Корниловой — номер один. Ему тоже месяц. Учителя начинаются не с опыта, а с ответственности. Опыт приходит потом, если ответственность не уходит. Это я поняла на своей первой практикантке.</w:t>
-      </w:r>
-    </w:p>
-    <w:p>
-      <w:pPr>
-        <w:pStyle w:val="BodyText"/>
-      </w:pPr>
-      <w:r>
-        <w:t xml:space="preserve">ALINA: Хорошо. Я попробую. Под контролем Елены Викторовны.</w:t>
-      </w:r>
-    </w:p>
-    <w:p>
-      <w:pPr>
-        <w:pStyle w:val="BodyText"/>
-      </w:pPr>
-      <w:r>
-        <w:t xml:space="preserve">ALEKSEY: А третий — Фомина. Тула. Она тридцать лет учит медсестёр.</w:t>
-      </w:r>
-    </w:p>
-    <w:p>
-      <w:pPr>
-        <w:pStyle w:val="BodyText"/>
-      </w:pPr>
-      <w:r>
-        <w:t xml:space="preserve">IRINA: Фомина в Туле. Двести километров. Как она будет учить в Москве?</w:t>
-      </w:r>
-    </w:p>
-    <w:p>
-      <w:pPr>
-        <w:pStyle w:val="BodyText"/>
-      </w:pPr>
-      <w:r>
-        <w:t xml:space="preserve">ALEKSEY: Не в Москве. В Туле. Второй центр. Тульские, рязанские, калужские врачи не поедут в Москву.</w:t>
-      </w:r>
-    </w:p>
-    <w:p>
-      <w:pPr>
-        <w:pStyle w:val="BodyText"/>
-      </w:pPr>
-      <w:r>
-        <w:t xml:space="preserve">OLGA: Второй центр. Вы торопитесь, Алексей Николаевич. Сначала первый. Но Фомину позовите. Пусть Корнилова посмотрит.</w:t>
+        <w:t xml:space="preserve">ALEKSEY: Елена Викторовна будет ведущим преподавателем, а вы, Алина, вторым. Но нам нужен ещё третий.</w:t>
+      </w:r>
+    </w:p>
+    <w:p>
+      <w:pPr>
+        <w:pStyle w:val="BodyText"/>
+      </w:pPr>
+      <w:r>
+        <w:t xml:space="preserve">ALINA: Я? Преподаватель? Но у меня сертификат номер два, и ему всего месяц.</w:t>
+      </w:r>
+    </w:p>
+    <w:p>
+      <w:pPr>
+        <w:pStyle w:val="BodyText"/>
+      </w:pPr>
+      <w:r>
+        <w:t xml:space="preserve">OLGA: А у Корниловой номер один, и ему тоже месяц. Учителя начинаются не с опыта, а с ответственности. Опыт приходит потом, если ответственность не уходит. Это я поняла на своей первой практикантке, много лет назад.</w:t>
+      </w:r>
+    </w:p>
+    <w:p>
+      <w:pPr>
+        <w:pStyle w:val="BodyText"/>
+      </w:pPr>
+      <w:r>
+        <w:t xml:space="preserve">ALINA: Хорошо, я попробую, но только под контролем Елены Викторовны.</w:t>
+      </w:r>
+    </w:p>
+    <w:p>
+      <w:pPr>
+        <w:pStyle w:val="BodyText"/>
+      </w:pPr>
+      <w:r>
+        <w:t xml:space="preserve">ALEKSEY: А третьим может быть Фомина из Тулы. Она уже тридцать лет учит медсестёр.</w:t>
+      </w:r>
+    </w:p>
+    <w:p>
+      <w:pPr>
+        <w:pStyle w:val="BodyText"/>
+      </w:pPr>
+      <w:r>
+        <w:t xml:space="preserve">IRINA: Но Фомина в Туле, а это двести километров. Как она будет учить в Москве?</w:t>
+      </w:r>
+    </w:p>
+    <w:p>
+      <w:pPr>
+        <w:pStyle w:val="BodyText"/>
+      </w:pPr>
+      <w:r>
+        <w:t xml:space="preserve">ALEKSEY: Не в Москве, а в Туле, во втором центре. Тульские, рязанские и калужские врачи в Москву не поедут.</w:t>
+      </w:r>
+    </w:p>
+    <w:p>
+      <w:pPr>
+        <w:pStyle w:val="BodyText"/>
+      </w:pPr>
+      <w:r>
+        <w:t xml:space="preserve">OLGA: Второй центр? Вы торопитесь, Алексей Николаевич. Сначала сделаем первый. Но Фомину позовите, пусть Корнилова на неё посмотрит.</w:t>
       </w:r>
     </w:p>
     <w:bookmarkEnd w:id="22"/>
@@ -903,151 +903,151 @@
         <w:pStyle w:val="FirstParagraph"/>
       </w:pPr>
       <w:r>
-        <w:t xml:space="preserve">FOMINA: Фомина Надежда Сергеевна. Тула. Шестьдесят лет. Сертификат номер восемь. Здравствуйте, Елена Викторовна.</w:t>
-      </w:r>
-    </w:p>
-    <w:p>
-      <w:pPr>
-        <w:pStyle w:val="BodyText"/>
-      </w:pPr>
-      <w:r>
-        <w:t xml:space="preserve">KORNILOVA: Здравствуйте, Надежда Сергеевна. Садитесь. Это не экзамен. Это разговор двух преподавателей.</w:t>
-      </w:r>
-    </w:p>
-    <w:p>
-      <w:pPr>
-        <w:pStyle w:val="BodyText"/>
-      </w:pPr>
-      <w:r>
-        <w:t xml:space="preserve">FOMINA: Двух? Я районный дерматолог. Не преподаватель.</w:t>
-      </w:r>
-    </w:p>
-    <w:p>
-      <w:pPr>
-        <w:pStyle w:val="BodyText"/>
-      </w:pPr>
-      <w:r>
-        <w:t xml:space="preserve">KORNILOVA: Алексей сказал, вы тридцать лет учите медсестёр.</w:t>
-      </w:r>
-    </w:p>
-    <w:p>
-      <w:pPr>
-        <w:pStyle w:val="BodyText"/>
-      </w:pPr>
-      <w:r>
-        <w:t xml:space="preserve">FOMINA: Учу. В районе врач один, медсестёр шесть. Если они не умеют — не умеет никто.</w:t>
-      </w:r>
-    </w:p>
-    <w:p>
-      <w:pPr>
-        <w:pStyle w:val="BodyText"/>
-      </w:pPr>
-      <w:r>
-        <w:t xml:space="preserve">KORNILOVA: Как вы учите? Расскажите один урок.</w:t>
-      </w:r>
-    </w:p>
-    <w:p>
-      <w:pPr>
-        <w:pStyle w:val="BodyText"/>
-      </w:pPr>
-      <w:r>
-        <w:t xml:space="preserve">FOMINA: Новая медсестра. Я не даю ей шприц. Я даю ей тетрадь. Неделю она записывает каждый мой укол и каждую ошибку. Потом я спрашиваю: где я ошиблась? Нашла — получает шприц.</w:t>
-      </w:r>
-    </w:p>
-    <w:p>
-      <w:pPr>
-        <w:pStyle w:val="BodyText"/>
-      </w:pPr>
-      <w:r>
-        <w:t xml:space="preserve">KORNILOVA: А если вы не ошиблись?</w:t>
-      </w:r>
-    </w:p>
-    <w:p>
-      <w:pPr>
-        <w:pStyle w:val="BodyText"/>
-      </w:pPr>
-      <w:r>
-        <w:t xml:space="preserve">FOMINA: Я ошибаюсь всегда. Один раз в неделю — специально. Чтобы проверить, смотрят ли.</w:t>
-      </w:r>
-    </w:p>
-    <w:p>
-      <w:pPr>
-        <w:pStyle w:val="BodyText"/>
-      </w:pPr>
-      <w:r>
-        <w:t xml:space="preserve">KORNILOVA: Специально. Интересно. А если медсестра не находит?</w:t>
-      </w:r>
-    </w:p>
-    <w:p>
-      <w:pPr>
-        <w:pStyle w:val="BodyText"/>
-      </w:pPr>
-      <w:r>
-        <w:t xml:space="preserve">FOMINA: Тогда ещё неделя с тетрадью. Одна моя девочка писала три недели. Теперь она лучшая.</w:t>
-      </w:r>
-    </w:p>
-    <w:p>
-      <w:pPr>
-        <w:pStyle w:val="BodyText"/>
-      </w:pPr>
-      <w:r>
-        <w:t xml:space="preserve">ALEKSEY: Тетрадь. Как у бабушки.</w:t>
-      </w:r>
-    </w:p>
-    <w:p>
-      <w:pPr>
-        <w:pStyle w:val="BodyText"/>
-      </w:pPr>
-      <w:r>
-        <w:t xml:space="preserve">FOMINA: Ваша бабушка — Воронцова Вера Павловна? Сосновка?</w:t>
-      </w:r>
-    </w:p>
-    <w:p>
-      <w:pPr>
-        <w:pStyle w:val="BodyText"/>
-      </w:pPr>
-      <w:r>
-        <w:t xml:space="preserve">ALEKSEY: Вы знаете её?</w:t>
-      </w:r>
-    </w:p>
-    <w:p>
-      <w:pPr>
-        <w:pStyle w:val="BodyText"/>
-      </w:pPr>
-      <w:r>
-        <w:t xml:space="preserve">FOMINA: Все в области знают. Я была на её курсах в восемьдесят девятом. Она учила нас ставить капельницы в избе, без света. Тетрадь — это от неё.</w:t>
-      </w:r>
-    </w:p>
-    <w:p>
-      <w:pPr>
-        <w:pStyle w:val="BodyText"/>
-      </w:pPr>
-      <w:r>
-        <w:t xml:space="preserve">ALEKSEY: Бабушка никогда не говорила, что преподавала.</w:t>
-      </w:r>
-    </w:p>
-    <w:p>
-      <w:pPr>
-        <w:pStyle w:val="BodyText"/>
-      </w:pPr>
-      <w:r>
-        <w:t xml:space="preserve">FOMINA: Она не преподавала. Она делала при нас, а мы записывали. Это и есть лучшее преподавание.</w:t>
-      </w:r>
-    </w:p>
-    <w:p>
-      <w:pPr>
-        <w:pStyle w:val="BodyText"/>
-      </w:pPr>
-      <w:r>
-        <w:t xml:space="preserve">KORNILOVA: Надежда Сергеевна, вы приняты. Если согласитесь. Модуль пять — ваш. Осложнения и тетрадь.</w:t>
-      </w:r>
-    </w:p>
-    <w:p>
-      <w:pPr>
-        <w:pStyle w:val="BodyText"/>
-      </w:pPr>
-      <w:r>
-        <w:t xml:space="preserve">FOMINA: Модуль пять. А почему осложнения?</w:t>
+        <w:t xml:space="preserve">FOMINA: Фомина Надежда Сергеевна, из Тулы, мне шестьдесят лет, сертификат номер восемь. Здравствуйте, Елена Викторовна.</w:t>
+      </w:r>
+    </w:p>
+    <w:p>
+      <w:pPr>
+        <w:pStyle w:val="BodyText"/>
+      </w:pPr>
+      <w:r>
+        <w:t xml:space="preserve">KORNILOVA: Здравствуйте, Надежда Сергеевна, садитесь. Это не экзамен, а просто разговор двух преподавателей.</w:t>
+      </w:r>
+    </w:p>
+    <w:p>
+      <w:pPr>
+        <w:pStyle w:val="BodyText"/>
+      </w:pPr>
+      <w:r>
+        <w:t xml:space="preserve">FOMINA: Двух преподавателей? Я ведь районный дерматолог, а не преподаватель.</w:t>
+      </w:r>
+    </w:p>
+    <w:p>
+      <w:pPr>
+        <w:pStyle w:val="BodyText"/>
+      </w:pPr>
+      <w:r>
+        <w:t xml:space="preserve">KORNILOVA: Алексей сказал мне, что вы уже тридцать лет учите медсестёр.</w:t>
+      </w:r>
+    </w:p>
+    <w:p>
+      <w:pPr>
+        <w:pStyle w:val="BodyText"/>
+      </w:pPr>
+      <w:r>
+        <w:t xml:space="preserve">FOMINA: Учу. В районе врач один, а медсестёр шесть. Если они не умеют, то не умеет никто.</w:t>
+      </w:r>
+    </w:p>
+    <w:p>
+      <w:pPr>
+        <w:pStyle w:val="BodyText"/>
+      </w:pPr>
+      <w:r>
+        <w:t xml:space="preserve">KORNILOVA: А как именно вы учите? Расскажите мне, пожалуйста, хотя бы один урок.</w:t>
+      </w:r>
+    </w:p>
+    <w:p>
+      <w:pPr>
+        <w:pStyle w:val="BodyText"/>
+      </w:pPr>
+      <w:r>
+        <w:t xml:space="preserve">FOMINA: Приходит новая медсестра. Я не даю ей шприц, я даю ей тетрадь. Неделю она записывает каждый мой укол и каждую ошибку. Потом я спрашиваю: где я ошиблась? Если нашла, то получает шприц, а если нет, то пишет дальше.</w:t>
+      </w:r>
+    </w:p>
+    <w:p>
+      <w:pPr>
+        <w:pStyle w:val="BodyText"/>
+      </w:pPr>
+      <w:r>
+        <w:t xml:space="preserve">KORNILOVA: А если вы за неделю ни разу не ошиблись?</w:t>
+      </w:r>
+    </w:p>
+    <w:p>
+      <w:pPr>
+        <w:pStyle w:val="BodyText"/>
+      </w:pPr>
+      <w:r>
+        <w:t xml:space="preserve">FOMINA: Я ошибаюсь всегда, один раз в неделю, причём специально, чтобы проверить, смотрят ли они.</w:t>
+      </w:r>
+    </w:p>
+    <w:p>
+      <w:pPr>
+        <w:pStyle w:val="BodyText"/>
+      </w:pPr>
+      <w:r>
+        <w:t xml:space="preserve">KORNILOVA: Специально? Это интересно. А что, если медсестра так и не находит ошибку?</w:t>
+      </w:r>
+    </w:p>
+    <w:p>
+      <w:pPr>
+        <w:pStyle w:val="BodyText"/>
+      </w:pPr>
+      <w:r>
+        <w:t xml:space="preserve">FOMINA: Тогда ещё неделя с тетрадью. Одна моя девочка писала три недели, а теперь она лучшая.</w:t>
+      </w:r>
+    </w:p>
+    <w:p>
+      <w:pPr>
+        <w:pStyle w:val="BodyText"/>
+      </w:pPr>
+      <w:r>
+        <w:t xml:space="preserve">ALEKSEY: Тетрадь… Совсем как у моей бабушки.</w:t>
+      </w:r>
+    </w:p>
+    <w:p>
+      <w:pPr>
+        <w:pStyle w:val="BodyText"/>
+      </w:pPr>
+      <w:r>
+        <w:t xml:space="preserve">FOMINA: Ваша бабушка — это Воронцова Вера Павловна? Из Сосновки?</w:t>
+      </w:r>
+    </w:p>
+    <w:p>
+      <w:pPr>
+        <w:pStyle w:val="BodyText"/>
+      </w:pPr>
+      <w:r>
+        <w:t xml:space="preserve">ALEKSEY: Да. Неужели вы её знаете?</w:t>
+      </w:r>
+    </w:p>
+    <w:p>
+      <w:pPr>
+        <w:pStyle w:val="BodyText"/>
+      </w:pPr>
+      <w:r>
+        <w:t xml:space="preserve">FOMINA: Её все в области знают. Я была на её курсах в восемьдесят девятом году. Она учила нас ставить капельницы в избе, без света, когда электричество отключали на всю ночь. Тетрадь — это как раз от неё.</w:t>
+      </w:r>
+    </w:p>
+    <w:p>
+      <w:pPr>
+        <w:pStyle w:val="BodyText"/>
+      </w:pPr>
+      <w:r>
+        <w:t xml:space="preserve">ALEKSEY: Странно, бабушка никогда не говорила мне, что преподавала.</w:t>
+      </w:r>
+    </w:p>
+    <w:p>
+      <w:pPr>
+        <w:pStyle w:val="BodyText"/>
+      </w:pPr>
+      <w:r>
+        <w:t xml:space="preserve">FOMINA: Она и не преподавала. Она делала при нас, а мы записывали. Это и есть лучшее преподавание.</w:t>
+      </w:r>
+    </w:p>
+    <w:p>
+      <w:pPr>
+        <w:pStyle w:val="BodyText"/>
+      </w:pPr>
+      <w:r>
+        <w:t xml:space="preserve">KORNILOVA: Надежда Сергеевна, вы приняты, если, конечно, согласитесь. Модуль пять будет ваш: осложнения и тетрадь.</w:t>
+      </w:r>
+    </w:p>
+    <w:p>
+      <w:pPr>
+        <w:pStyle w:val="BodyText"/>
+      </w:pPr>
+      <w:r>
+        <w:t xml:space="preserve">FOMINA: Модуль пять? А почему именно осложнения?</w:t>
       </w:r>
     </w:p>
     <w:p>
@@ -1063,63 +1063,63 @@
         <w:pStyle w:val="BodyText"/>
       </w:pPr>
       <w:r>
-        <w:t xml:space="preserve">FOMINA: Сорок минут. Иногда час. Зимой — два. Хорошо. Модуль пять.</w:t>
-      </w:r>
-    </w:p>
-    <w:p>
-      <w:pPr>
-        <w:pStyle w:val="BodyText"/>
-      </w:pPr>
-      <w:r>
-        <w:t xml:space="preserve">IRINA: Договор на преподавание. Двадцать пять тысяч за день. Плюс дорога из Тулы.</w:t>
-      </w:r>
-    </w:p>
-    <w:p>
-      <w:pPr>
-        <w:pStyle w:val="BodyText"/>
-      </w:pPr>
-      <w:r>
-        <w:t xml:space="preserve">FOMINA: Двадцать пять тысяч за день? Это мой месяц в районе. Нет. Это слишком.</w:t>
-      </w:r>
-    </w:p>
-    <w:p>
-      <w:pPr>
-        <w:pStyle w:val="BodyText"/>
-      </w:pPr>
-      <w:r>
-        <w:t xml:space="preserve">IRINA: Это одинаковая ставка для всех преподавателей. Иначе будет обидно. Через год.</w:t>
-      </w:r>
-    </w:p>
-    <w:p>
-      <w:pPr>
-        <w:pStyle w:val="BodyText"/>
-      </w:pPr>
-      <w:r>
-        <w:t xml:space="preserve">FOMINA: Вы откуда такая, деточка?</w:t>
-      </w:r>
-    </w:p>
-    <w:p>
-      <w:pPr>
-        <w:pStyle w:val="BodyText"/>
-      </w:pPr>
-      <w:r>
-        <w:t xml:space="preserve">IRINA: Из аудита. Бывшая. Это хуже.</w:t>
-      </w:r>
-    </w:p>
-    <w:p>
-      <w:pPr>
-        <w:pStyle w:val="BodyText"/>
-      </w:pPr>
-      <w:r>
-        <w:t xml:space="preserve">MAXIM: Простите, что вмешиваюсь. Елена Викторовна, я жду в коридоре. Пересдача — через неделю?</w:t>
-      </w:r>
-    </w:p>
-    <w:p>
-      <w:pPr>
-        <w:pStyle w:val="BodyText"/>
-      </w:pPr>
-      <w:r>
-        <w:t xml:space="preserve">KORNILOVA: Через неделю, Орлов. А пока — сядьте и послушайте Надежду Сергеевну. Модуль пять. Бесплатно.</w:t>
+        <w:t xml:space="preserve">FOMINA: Сорок минут, а иногда и час. Зимой бывает два. Хорошо, я согласна на модуль пять.</w:t>
+      </w:r>
+    </w:p>
+    <w:p>
+      <w:pPr>
+        <w:pStyle w:val="BodyText"/>
+      </w:pPr>
+      <w:r>
+        <w:t xml:space="preserve">IRINA: Тогда договор на преподавание: двадцать пять тысяч за день плюс дорога из Тулы.</w:t>
+      </w:r>
+    </w:p>
+    <w:p>
+      <w:pPr>
+        <w:pStyle w:val="BodyText"/>
+      </w:pPr>
+      <w:r>
+        <w:t xml:space="preserve">FOMINA: Двадцать пять тысяч за день? Это мой месяц в районе. Нет, это слишком много.</w:t>
+      </w:r>
+    </w:p>
+    <w:p>
+      <w:pPr>
+        <w:pStyle w:val="BodyText"/>
+      </w:pPr>
+      <w:r>
+        <w:t xml:space="preserve">IRINA: Это одинаковая ставка для всех преподавателей. Иначе кому-то будет обидно, может быть, через год.</w:t>
+      </w:r>
+    </w:p>
+    <w:p>
+      <w:pPr>
+        <w:pStyle w:val="BodyText"/>
+      </w:pPr>
+      <w:r>
+        <w:t xml:space="preserve">FOMINA: Деточка, а вы вообще откуда такая взялись?</w:t>
+      </w:r>
+    </w:p>
+    <w:p>
+      <w:pPr>
+        <w:pStyle w:val="BodyText"/>
+      </w:pPr>
+      <w:r>
+        <w:t xml:space="preserve">IRINA: Из аудита, бывшая. А это, поверьте, даже хуже.</w:t>
+      </w:r>
+    </w:p>
+    <w:p>
+      <w:pPr>
+        <w:pStyle w:val="BodyText"/>
+      </w:pPr>
+      <w:r>
+        <w:t xml:space="preserve">MAXIM: Простите, что вмешиваюсь. Елена Викторовна, я жду в коридоре. Пересдача ведь через неделю?</w:t>
+      </w:r>
+    </w:p>
+    <w:p>
+      <w:pPr>
+        <w:pStyle w:val="BodyText"/>
+      </w:pPr>
+      <w:r>
+        <w:t xml:space="preserve">KORNILOVA: Через неделю, Орлов. А пока сядьте и послушайте Надежду Сергеевну. Модуль пять, причём бесплатно.</w:t>
       </w:r>
     </w:p>
     <w:p>
@@ -1135,7 +1135,7 @@
         <w:pStyle w:val="BodyText"/>
       </w:pPr>
       <w:r>
-        <w:t xml:space="preserve">FOMINA: Про филлеры — ничего, молодой человек. Про то, как сорок минут держать пациентку живой до скорой — много. Садитесь. Тетрадь у вас есть? Нет? Возьмите мою. Первая страница чистая.</w:t>
+        <w:t xml:space="preserve">FOMINA: Про филлеры — ничего, молодой человек. Про то, как сорок минут держать пациентку живой до скорой — много. Садитесь. Тетрадь у вас есть? Нет? Тогда возьмите мою, первая страница там чистая, специально для вас.</w:t>
       </w:r>
     </w:p>
     <w:bookmarkEnd w:id="23"/>
@@ -1153,191 +1153,191 @@
         <w:pStyle w:val="FirstParagraph"/>
       </w:pPr>
       <w:r>
-        <w:t xml:space="preserve">ALEKSEY: Добрый день. Тридцать врачей. Спасибо, что пришли в субботу. Сегодня — мастер-класс. Елена Викторовна.</w:t>
-      </w:r>
-    </w:p>
-    <w:p>
-      <w:pPr>
-        <w:pStyle w:val="BodyText"/>
-      </w:pPr>
-      <w:r>
-        <w:t xml:space="preserve">KORNILOVA: Сначала главное. Мастер-класс — это не обучение. Вы посмотрите, как работает гель. После этого вы не умеете с ним работать. Это как смотреть футбол по телевизору. После матча вы не нападающий.</w:t>
-      </w:r>
-    </w:p>
-    <w:p>
-      <w:pPr>
-        <w:pStyle w:val="BodyText"/>
-      </w:pPr>
-      <w:r>
-        <w:t xml:space="preserve">GALINA: Галина Резник, сеть клиник «Эстетика». Шесть клиник. А если мы купим сразу? Двести шприцев?</w:t>
-      </w:r>
-    </w:p>
-    <w:p>
-      <w:pPr>
-        <w:pStyle w:val="BodyText"/>
-      </w:pPr>
-      <w:r>
-        <w:t xml:space="preserve">ALEKSEY: Сразу — нет. Сначала курс. Шесть модулей, экзамен, сертификат. Потом — договор.</w:t>
-      </w:r>
-    </w:p>
-    <w:p>
-      <w:pPr>
-        <w:pStyle w:val="BodyText"/>
-      </w:pPr>
-      <w:r>
-        <w:t xml:space="preserve">GALINA: Молодой человек, двести шприцев — это миллион восемьсот. Вы отказываетесь от миллиона восьмисот?</w:t>
-      </w:r>
-    </w:p>
-    <w:p>
-      <w:pPr>
-        <w:pStyle w:val="BodyText"/>
-      </w:pPr>
-      <w:r>
-        <w:t xml:space="preserve">ALEKSEY: Сегодня — да.</w:t>
-      </w:r>
-    </w:p>
-    <w:p>
-      <w:pPr>
-        <w:pStyle w:val="BodyText"/>
-      </w:pPr>
-      <w:r>
-        <w:t xml:space="preserve">GALINA: Мои врачи колют пятнадцать лет. Им не нужен курс. Им нужен товар.</w:t>
-      </w:r>
-    </w:p>
-    <w:p>
-      <w:pPr>
-        <w:pStyle w:val="BodyText"/>
-      </w:pPr>
-      <w:r>
-        <w:t xml:space="preserve">KORNILOVA: Галина Петровна, ваши врачи колют пятнадцать лет другими гелями. Я тоже колола двадцать. И доктор Хан остановила меня на фантоме. В первый день. Мне было неприятно. И очень полезно.</w:t>
-      </w:r>
-    </w:p>
-    <w:p>
-      <w:pPr>
-        <w:pStyle w:val="BodyText"/>
-      </w:pPr>
-      <w:r>
-        <w:t xml:space="preserve">GALINA: Вас? Корнилову? Не верю.</w:t>
-      </w:r>
-    </w:p>
-    <w:p>
-      <w:pPr>
-        <w:pStyle w:val="BodyText"/>
-      </w:pPr>
-      <w:r>
-        <w:t xml:space="preserve">ALINA: Я видела. Я была рядом. Полмиллиметра. Елена Викторовна сама попросила записать.</w:t>
-      </w:r>
-    </w:p>
-    <w:p>
-      <w:pPr>
-        <w:pStyle w:val="BodyText"/>
-      </w:pPr>
-      <w:r>
-        <w:t xml:space="preserve">GALINA: Хорошо. Сколько стоит курс?</w:t>
-      </w:r>
-    </w:p>
-    <w:p>
-      <w:pPr>
-        <w:pStyle w:val="BodyText"/>
-      </w:pPr>
-      <w:r>
-        <w:t xml:space="preserve">IRINA: Сорок пять тысяч за врача. Оплата безналичная. Деньги идут на преподавателей, не на нас.</w:t>
-      </w:r>
-    </w:p>
-    <w:p>
-      <w:pPr>
-        <w:pStyle w:val="BodyText"/>
-      </w:pPr>
-      <w:r>
-        <w:t xml:space="preserve">GALINA: Сорок пять тысяч, и потом я ещё и покупаю. Вы странный дистрибьютор.</w:t>
-      </w:r>
-    </w:p>
-    <w:p>
-      <w:pPr>
-        <w:pStyle w:val="BodyText"/>
-      </w:pPr>
-      <w:r>
-        <w:t xml:space="preserve">ALEKSEY: Нам часто это говорят. Банк, фонд, Стас. Теперь вы.</w:t>
-      </w:r>
-    </w:p>
-    <w:p>
-      <w:pPr>
-        <w:pStyle w:val="BodyText"/>
-      </w:pPr>
-      <w:r>
-        <w:t xml:space="preserve">GALINA: Кто такой Стас?</w:t>
-      </w:r>
-    </w:p>
-    <w:p>
-      <w:pPr>
-        <w:pStyle w:val="BodyText"/>
-      </w:pPr>
-      <w:r>
-        <w:t xml:space="preserve">OLGA: Не спрашивайте. Это долго. Это наш главный конкурент. В сумке.</w:t>
-      </w:r>
-    </w:p>
-    <w:p>
-      <w:pPr>
-        <w:pStyle w:val="BodyText"/>
-      </w:pPr>
-      <w:r>
-        <w:t xml:space="preserve">GALINA: Ладно. Я подумаю. Сколько мест в первой группе?</w:t>
-      </w:r>
-    </w:p>
-    <w:p>
-      <w:pPr>
-        <w:pStyle w:val="BodyText"/>
-      </w:pPr>
-      <w:r>
-        <w:t xml:space="preserve">KORNILOVA: Девять. Доктор Хан говорила: больше десяти — руки не видно. Я с ней согласна.</w:t>
-      </w:r>
-    </w:p>
-    <w:p>
-      <w:pPr>
-        <w:pStyle w:val="BodyText"/>
-      </w:pPr>
-      <w:r>
-        <w:t xml:space="preserve">ALEKSEY: Кто хочет записаться в первую группу — список у Ирины Сергеевны.</w:t>
-      </w:r>
-    </w:p>
-    <w:p>
-      <w:pPr>
-        <w:pStyle w:val="BodyText"/>
-      </w:pPr>
-      <w:r>
-        <w:t xml:space="preserve">IRINA: Двенадцать человек. За пять минут. Трое — в лист ожидания.</w:t>
-      </w:r>
-    </w:p>
-    <w:p>
-      <w:pPr>
-        <w:pStyle w:val="BodyText"/>
-      </w:pPr>
-      <w:r>
-        <w:t xml:space="preserve">GALINA: Запишите двоих моих. Самых опытных. Если они скажут, что курс бесполезный, — я вернусь и скажу вам это лично. А если полезный — заказ будет больше двухсот.</w:t>
-      </w:r>
-    </w:p>
-    <w:p>
-      <w:pPr>
-        <w:pStyle w:val="BodyText"/>
-      </w:pPr>
-      <w:r>
-        <w:t xml:space="preserve">ALEKSEY: Договорились. Лично.</w:t>
-      </w:r>
-    </w:p>
-    <w:p>
-      <w:pPr>
-        <w:pStyle w:val="BodyText"/>
-      </w:pPr>
-      <w:r>
-        <w:t xml:space="preserve">KORNILOVA: Остальные восемнадцать ушли. Алексей, вы видите?</w:t>
-      </w:r>
-    </w:p>
-    <w:p>
-      <w:pPr>
-        <w:pStyle w:val="BodyText"/>
-      </w:pPr>
-      <w:r>
-        <w:t xml:space="preserve">ALEKSEY: Вижу. Восемнадцать врачей, которые хотели товар без курса.</w:t>
+        <w:t xml:space="preserve">ALEKSEY: Добрый день. Здесь тридцать врачей, спасибо, что пришли в субботу. Сегодня у нас мастер-класс. Елена Викторовна, прошу.</w:t>
+      </w:r>
+    </w:p>
+    <w:p>
+      <w:pPr>
+        <w:pStyle w:val="BodyText"/>
+      </w:pPr>
+      <w:r>
+        <w:t xml:space="preserve">KORNILOVA: Сначала главное. Мастер-класс — это не обучение. Вы посмотрите, как работает гель, но после этого вы не умеете с ним работать. Это как смотреть футбол по телевизору: после матча вы не становитесь нападающим.</w:t>
+      </w:r>
+    </w:p>
+    <w:p>
+      <w:pPr>
+        <w:pStyle w:val="BodyText"/>
+      </w:pPr>
+      <w:r>
+        <w:t xml:space="preserve">GALINA: Галина Резник, сеть клиник «Эстетика», у нас шесть клиник. А если мы купим сразу, допустим, двести шприцев?</w:t>
+      </w:r>
+    </w:p>
+    <w:p>
+      <w:pPr>
+        <w:pStyle w:val="BodyText"/>
+      </w:pPr>
+      <w:r>
+        <w:t xml:space="preserve">ALEKSEY: Сразу нельзя. Сначала курс: шесть модулей, экзамен и сертификат. И только потом договор.</w:t>
+      </w:r>
+    </w:p>
+    <w:p>
+      <w:pPr>
+        <w:pStyle w:val="BodyText"/>
+      </w:pPr>
+      <w:r>
+        <w:t xml:space="preserve">GALINA: Молодой человек, двести шприцев — это миллион восемьсот. Вы правда отказываетесь от миллиона восьмисот?</w:t>
+      </w:r>
+    </w:p>
+    <w:p>
+      <w:pPr>
+        <w:pStyle w:val="BodyText"/>
+      </w:pPr>
+      <w:r>
+        <w:t xml:space="preserve">ALEKSEY: Сегодня — да, отказываюсь.</w:t>
+      </w:r>
+    </w:p>
+    <w:p>
+      <w:pPr>
+        <w:pStyle w:val="BodyText"/>
+      </w:pPr>
+      <w:r>
+        <w:t xml:space="preserve">GALINA: Но мои врачи колют уже пятнадцать лет. Им не нужен курс, им нужен товар.</w:t>
+      </w:r>
+    </w:p>
+    <w:p>
+      <w:pPr>
+        <w:pStyle w:val="BodyText"/>
+      </w:pPr>
+      <w:r>
+        <w:t xml:space="preserve">KORNILOVA: Галина Петровна, ваши врачи колют пятнадцать лет другими гелями. Я тоже колола двадцать. И доктор Хан остановила меня на фантоме в первый же день. Мне было неприятно, но очень полезно, и я до сих пор благодарна ей за это.</w:t>
+      </w:r>
+    </w:p>
+    <w:p>
+      <w:pPr>
+        <w:pStyle w:val="BodyText"/>
+      </w:pPr>
+      <w:r>
+        <w:t xml:space="preserve">GALINA: Вас? Саму Корнилову? Простите, но я в это не верю.</w:t>
+      </w:r>
+    </w:p>
+    <w:p>
+      <w:pPr>
+        <w:pStyle w:val="BodyText"/>
+      </w:pPr>
+      <w:r>
+        <w:t xml:space="preserve">ALINA: А я видела, потому что была рядом. Полмиллиметра. Елена Викторовна сама попросила это записать.</w:t>
+      </w:r>
+    </w:p>
+    <w:p>
+      <w:pPr>
+        <w:pStyle w:val="BodyText"/>
+      </w:pPr>
+      <w:r>
+        <w:t xml:space="preserve">GALINA: Хорошо, допустим. А сколько стоит ваш курс?</w:t>
+      </w:r>
+    </w:p>
+    <w:p>
+      <w:pPr>
+        <w:pStyle w:val="BodyText"/>
+      </w:pPr>
+      <w:r>
+        <w:t xml:space="preserve">IRINA: Сорок пять тысяч за врача, оплата безналичная. Деньги идут на преподавателей, а не на нас.</w:t>
+      </w:r>
+    </w:p>
+    <w:p>
+      <w:pPr>
+        <w:pStyle w:val="BodyText"/>
+      </w:pPr>
+      <w:r>
+        <w:t xml:space="preserve">GALINA: Сорок пять тысяч, а потом я ещё и покупаю. Вы очень странный дистрибьютор.</w:t>
+      </w:r>
+    </w:p>
+    <w:p>
+      <w:pPr>
+        <w:pStyle w:val="BodyText"/>
+      </w:pPr>
+      <w:r>
+        <w:t xml:space="preserve">ALEKSEY: Нам часто это говорят: банк, фонд, Стас. А теперь и вы.</w:t>
+      </w:r>
+    </w:p>
+    <w:p>
+      <w:pPr>
+        <w:pStyle w:val="BodyText"/>
+      </w:pPr>
+      <w:r>
+        <w:t xml:space="preserve">GALINA: А кто такой этот Стас?</w:t>
+      </w:r>
+    </w:p>
+    <w:p>
+      <w:pPr>
+        <w:pStyle w:val="BodyText"/>
+      </w:pPr>
+      <w:r>
+        <w:t xml:space="preserve">OLGA: Лучше не спрашивайте, это долгая история. Это наш главный конкурент, который торгует из сумки.</w:t>
+      </w:r>
+    </w:p>
+    <w:p>
+      <w:pPr>
+        <w:pStyle w:val="BodyText"/>
+      </w:pPr>
+      <w:r>
+        <w:t xml:space="preserve">GALINA: Ладно, я подумаю. Сколько мест будет в первой группе?</w:t>
+      </w:r>
+    </w:p>
+    <w:p>
+      <w:pPr>
+        <w:pStyle w:val="BodyText"/>
+      </w:pPr>
+      <w:r>
+        <w:t xml:space="preserve">KORNILOVA: Девять. Доктор Хан говорила, что если больше десяти, то руки уже не видно. Я с ней согласна.</w:t>
+      </w:r>
+    </w:p>
+    <w:p>
+      <w:pPr>
+        <w:pStyle w:val="BodyText"/>
+      </w:pPr>
+      <w:r>
+        <w:t xml:space="preserve">ALEKSEY: Кто хочет записаться в первую группу, подходите к Ирине Сергеевне, список у неё.</w:t>
+      </w:r>
+    </w:p>
+    <w:p>
+      <w:pPr>
+        <w:pStyle w:val="BodyText"/>
+      </w:pPr>
+      <w:r>
+        <w:t xml:space="preserve">IRINA: Двенадцать человек записались за пять минут, и трое попали в лист ожидания.</w:t>
+      </w:r>
+    </w:p>
+    <w:p>
+      <w:pPr>
+        <w:pStyle w:val="BodyText"/>
+      </w:pPr>
+      <w:r>
+        <w:t xml:space="preserve">GALINA: Запишите двоих моих, самых опытных. Если они скажут, что курс бесполезный, я вернусь и скажу вам это лично. А если полезный, то заказ будет больше двухсот, и я тоже приду сказать это лично.</w:t>
+      </w:r>
+    </w:p>
+    <w:p>
+      <w:pPr>
+        <w:pStyle w:val="BodyText"/>
+      </w:pPr>
+      <w:r>
+        <w:t xml:space="preserve">ALEKSEY: Договорились. Лично, в любом случае.</w:t>
+      </w:r>
+    </w:p>
+    <w:p>
+      <w:pPr>
+        <w:pStyle w:val="BodyText"/>
+      </w:pPr>
+      <w:r>
+        <w:t xml:space="preserve">KORNILOVA: Остальные восемнадцать ушли. Алексей, вы это видите?</w:t>
+      </w:r>
+    </w:p>
+    <w:p>
+      <w:pPr>
+        <w:pStyle w:val="BodyText"/>
+      </w:pPr>
+      <w:r>
+        <w:t xml:space="preserve">ALEKSEY: Вижу. Это восемнадцать врачей, которые хотели товар без курса.</w:t>
       </w:r>
     </w:p>
     <w:p>
@@ -1363,119 +1363,119 @@
         <w:pStyle w:val="FirstParagraph"/>
       </w:pPr>
       <w:r>
-        <w:t xml:space="preserve">IRINA: Итог дня. Двенадцать учеников — две группы по шесть. Трое в листе ожидания. Сорок пять тысяч.</w:t>
-      </w:r>
-    </w:p>
-    <w:p>
-      <w:pPr>
-        <w:pStyle w:val="BodyText"/>
-      </w:pPr>
-      <w:r>
-        <w:t xml:space="preserve">ALEKSEY: Пятьсот сорок тысяч. Как первая продажа Корниловой.</w:t>
-      </w:r>
-    </w:p>
-    <w:p>
-      <w:pPr>
-        <w:pStyle w:val="BodyText"/>
-      </w:pPr>
-      <w:r>
-        <w:t xml:space="preserve">IRINA: Только это не продажа. Это обучение. И оно окупает преподавателей, кабинет Алины и ультразвук. Первый раз в этой компании что-то окупается сразу. Я проверила три раза, потому что не поверила себе.</w:t>
-      </w:r>
-    </w:p>
-    <w:p>
-      <w:pPr>
-        <w:pStyle w:val="BodyText"/>
-      </w:pPr>
-      <w:r>
-        <w:t xml:space="preserve">ALEKSEY: А продажи после курса?</w:t>
-      </w:r>
-    </w:p>
-    <w:p>
-      <w:pPr>
-        <w:pStyle w:val="BodyText"/>
-      </w:pPr>
-      <w:r>
-        <w:t xml:space="preserve">IRINA: Продажи — потом. Двенадцать врачей по десять шприцев в месяц — сто двадцать. Плюс Корнилова. Плюс, может быть, Галина Резник. Тогда в феврале мы впервые будем в плюсе по месяцу. Не по году — по месяцу.</w:t>
-      </w:r>
-    </w:p>
-    <w:p>
-      <w:pPr>
-        <w:pStyle w:val="BodyText"/>
-      </w:pPr>
-      <w:r>
-        <w:t xml:space="preserve">ALEKSEY: Нужно имя. Для центра. Ольга Петровна предлагала «Учебный центр Мост Медикал».</w:t>
-      </w:r>
-    </w:p>
-    <w:p>
-      <w:pPr>
-        <w:pStyle w:val="BodyText"/>
-      </w:pPr>
-      <w:r>
-        <w:t xml:space="preserve">IRINA: Скучно, но правильно. Ольга Петровна всегда скучно и правильно.</w:t>
-      </w:r>
-    </w:p>
-    <w:p>
-      <w:pPr>
-        <w:pStyle w:val="BodyText"/>
-      </w:pPr>
-      <w:r>
-        <w:t xml:space="preserve">ALINA: Можно я предложу? Я написала на доске.</w:t>
-      </w:r>
-    </w:p>
-    <w:p>
-      <w:pPr>
-        <w:pStyle w:val="BodyText"/>
-      </w:pPr>
-      <w:r>
-        <w:t xml:space="preserve">ALEKSEY: Читайте.</w:t>
-      </w:r>
-    </w:p>
-    <w:p>
-      <w:pPr>
-        <w:pStyle w:val="BodyText"/>
-      </w:pPr>
-      <w:r>
-        <w:t xml:space="preserve">ALINA: «Медленно». Учебный центр «Медленно». Как сказала доктор Хан. Хорошая рука — медленная.</w:t>
-      </w:r>
-    </w:p>
-    <w:p>
-      <w:pPr>
-        <w:pStyle w:val="BodyText"/>
-      </w:pPr>
-      <w:r>
-        <w:t xml:space="preserve">IRINA: «Медленно». Для компании, которой полтора года говорили, что она не успевает.</w:t>
-      </w:r>
-    </w:p>
-    <w:p>
-      <w:pPr>
-        <w:pStyle w:val="BodyText"/>
-      </w:pPr>
-      <w:r>
-        <w:t xml:space="preserve">ALEKSEY: Мне нравится. Но врачи не поймут.</w:t>
-      </w:r>
-    </w:p>
-    <w:p>
-      <w:pPr>
-        <w:pStyle w:val="BodyText"/>
-      </w:pPr>
-      <w:r>
-        <w:t xml:space="preserve">ALINA: Поймут. После первого модуля. А кто не поймёт — тот не сдаст экзамен.</w:t>
-      </w:r>
-    </w:p>
-    <w:p>
-      <w:pPr>
-        <w:pStyle w:val="BodyText"/>
-      </w:pPr>
-      <w:r>
-        <w:t xml:space="preserve">IRINA: Официально — «Учебный центр Мост Медикал». Как Ольга Петровна. А на двери — «Медленно». Как Алина.</w:t>
-      </w:r>
-    </w:p>
-    <w:p>
-      <w:pPr>
-        <w:pStyle w:val="BodyText"/>
-      </w:pPr>
-      <w:r>
-        <w:t xml:space="preserve">ALEKSEY: На двери, рядом с картонкой. «Не навреди» и «Медленно». Бабушка одобрила бы. Позвоню ей сегодня и прочитаю обе таблички вслух. А в понедельник в девять — первая группа.</w:t>
+        <w:t xml:space="preserve">IRINA: Подведём итог дня. Двенадцать учеников — это две группы по шесть. Трое в листе ожидания. По сорок пять тысяч.</w:t>
+      </w:r>
+    </w:p>
+    <w:p>
+      <w:pPr>
+        <w:pStyle w:val="BodyText"/>
+      </w:pPr>
+      <w:r>
+        <w:t xml:space="preserve">ALEKSEY: Значит, пятьсот сорок тысяч, ровно как первая продажа Корниловой.</w:t>
+      </w:r>
+    </w:p>
+    <w:p>
+      <w:pPr>
+        <w:pStyle w:val="BodyText"/>
+      </w:pPr>
+      <w:r>
+        <w:t xml:space="preserve">IRINA: Только это не продажа, а обучение. И оно окупает преподавателей, кабинет Алины и ультразвук. Первый раз в этой компании что-то окупается сразу. Я проверила три раза, потому что не поверила себе.</w:t>
+      </w:r>
+    </w:p>
+    <w:p>
+      <w:pPr>
+        <w:pStyle w:val="BodyText"/>
+      </w:pPr>
+      <w:r>
+        <w:t xml:space="preserve">ALEKSEY: А что будет с продажами после курса?</w:t>
+      </w:r>
+    </w:p>
+    <w:p>
+      <w:pPr>
+        <w:pStyle w:val="BodyText"/>
+      </w:pPr>
+      <w:r>
+        <w:t xml:space="preserve">IRINA: Продажи будут потом. Двенадцать врачей по десять шприцев в месяц — это сто двадцать. Плюс Корнилова и, может быть, Галина Резник. Тогда в феврале мы впервые будем в плюсе по месяцу. Не по году, а именно по месяцу.</w:t>
+      </w:r>
+    </w:p>
+    <w:p>
+      <w:pPr>
+        <w:pStyle w:val="BodyText"/>
+      </w:pPr>
+      <w:r>
+        <w:t xml:space="preserve">ALEKSEY: Нам нужно имя для центра. Ольга Петровна предлагала назвать его «Учебный центр Мост Медикал».</w:t>
+      </w:r>
+    </w:p>
+    <w:p>
+      <w:pPr>
+        <w:pStyle w:val="BodyText"/>
+      </w:pPr>
+      <w:r>
+        <w:t xml:space="preserve">IRINA: Скучно, но правильно. Ольга Петровна всегда предлагает скучно и правильно.</w:t>
+      </w:r>
+    </w:p>
+    <w:p>
+      <w:pPr>
+        <w:pStyle w:val="BodyText"/>
+      </w:pPr>
+      <w:r>
+        <w:t xml:space="preserve">ALINA: Можно я тоже предложу? Я уже написала своё название на доске.</w:t>
+      </w:r>
+    </w:p>
+    <w:p>
+      <w:pPr>
+        <w:pStyle w:val="BodyText"/>
+      </w:pPr>
+      <w:r>
+        <w:t xml:space="preserve">ALEKSEY: Читайте, мы вас слушаем.</w:t>
+      </w:r>
+    </w:p>
+    <w:p>
+      <w:pPr>
+        <w:pStyle w:val="BodyText"/>
+      </w:pPr>
+      <w:r>
+        <w:t xml:space="preserve">ALINA: «Медленно». Учебный центр «Медленно». Как сказала доктор Хан: хорошая рука — медленная.</w:t>
+      </w:r>
+    </w:p>
+    <w:p>
+      <w:pPr>
+        <w:pStyle w:val="BodyText"/>
+      </w:pPr>
+      <w:r>
+        <w:t xml:space="preserve">IRINA: «Медленно». И это для компании, которой полтора года говорили, что она не успевает.</w:t>
+      </w:r>
+    </w:p>
+    <w:p>
+      <w:pPr>
+        <w:pStyle w:val="BodyText"/>
+      </w:pPr>
+      <w:r>
+        <w:t xml:space="preserve">ALEKSEY: Мне нравится, но боюсь, что врачи этого не поймут.</w:t>
+      </w:r>
+    </w:p>
+    <w:p>
+      <w:pPr>
+        <w:pStyle w:val="BodyText"/>
+      </w:pPr>
+      <w:r>
+        <w:t xml:space="preserve">ALINA: Поймут, после первого модуля. А кто не поймёт, тот просто не сдаст экзамен.</w:t>
+      </w:r>
+    </w:p>
+    <w:p>
+      <w:pPr>
+        <w:pStyle w:val="BodyText"/>
+      </w:pPr>
+      <w:r>
+        <w:t xml:space="preserve">IRINA: Тогда официально будет «Учебный центр Мост Медикал», как у Ольги Петровны. А на двери — «Медленно», как у Алины.</w:t>
+      </w:r>
+    </w:p>
+    <w:p>
+      <w:pPr>
+        <w:pStyle w:val="BodyText"/>
+      </w:pPr>
+      <w:r>
+        <w:t xml:space="preserve">ALEKSEY: На двери, рядом с картонкой. «Не навреди» и «Медленно». Бабушка одобрила бы. Позвоню ей сегодня и прочитаю обе таблички вслух. А в понедельник в девять у нас начинается первая группа.</w:t>
       </w:r>
     </w:p>
     <w:p>
@@ -2567,7 +2567,7 @@
         <w:t xml:space="preserve"> </w:t>
       </w:r>
       <w:r>
-        <w:t xml:space="preserve">잃은 고객을 긍정적으로 재해석하는 25~30단어 문장 만들기.</w:t>
+        <w:t xml:space="preserve">잃은 고객을 긍정적으로 재해석하는 30~50단어 발화 만들기.</w:t>
       </w:r>
     </w:p>
     <w:bookmarkEnd w:id="30"/>
@@ -3048,119 +3048,119 @@
         <w:pStyle w:val="FirstParagraph"/>
       </w:pPr>
       <w:r>
-        <w:t xml:space="preserve">이리나: 좋은 아침이에요. 소식이에요. 코르닐로바가 두 번째 주문을 보냈어요. 주사기 120개.</w:t>
-      </w:r>
-    </w:p>
-    <w:p>
-      <w:pPr>
-        <w:pStyle w:val="BodyText"/>
-      </w:pPr>
-      <w:r>
-        <w:t xml:space="preserve">알렉세이: 120개요? 처음보다 두 배네요.</w:t>
-      </w:r>
-    </w:p>
-    <w:p>
-      <w:pPr>
-        <w:pStyle w:val="BodyText"/>
-      </w:pPr>
-      <w:r>
-        <w:t xml:space="preserve">이리나: 관찰 한 달. 환자 52명. 결절 — 0. 부기 — 2건, 사흘 만에 가라앉았어요.</w:t>
-      </w:r>
-    </w:p>
-    <w:p>
-      <w:pPr>
-        <w:pStyle w:val="BodyText"/>
-      </w:pPr>
-      <w:r>
-        <w:t xml:space="preserve">올가: 한 달에 결절 0. 아직 결과가 아니에요. 결절은 6주 뒤에 나와요.</w:t>
-      </w:r>
-    </w:p>
-    <w:p>
-      <w:pPr>
-        <w:pStyle w:val="BodyText"/>
-      </w:pPr>
-      <w:r>
-        <w:t xml:space="preserve">이리나: 그래서 200개가 아니라 120개를 주문한 거죠. 신중한 분이에요. 선생님처럼.</w:t>
-      </w:r>
-    </w:p>
-    <w:p>
-      <w:pPr>
-        <w:pStyle w:val="BodyText"/>
-      </w:pPr>
-      <w:r>
-        <w:t xml:space="preserve">알렉세이: 108만. 청구서 2번이요?</w:t>
-      </w:r>
-    </w:p>
-    <w:p>
-      <w:pPr>
-        <w:pStyle w:val="BodyText"/>
-      </w:pPr>
-      <w:r>
-        <w:t xml:space="preserve">이리나: 2번. 그리고 편지가 하나 더 있어요. 코르닐로바한테서. 짧게. 세 줄.</w:t>
-      </w:r>
-    </w:p>
-    <w:p>
-      <w:pPr>
-        <w:pStyle w:val="BodyText"/>
-      </w:pPr>
-      <w:r>
-        <w:t xml:space="preserve">올가: 세 줄 — 그건 심각하다는 거예요. 읽어 봐요.</w:t>
-      </w:r>
-    </w:p>
-    <w:p>
-      <w:pPr>
-        <w:pStyle w:val="BodyText"/>
-      </w:pPr>
-      <w:r>
-        <w:t xml:space="preserve">이리나: 「의사 14명이 교육을 요청함. 내 진료실은 학교가 아님. 내 클리닉을 돌려받아야 함」.</w:t>
-      </w:r>
-    </w:p>
-    <w:p>
-      <w:pPr>
-        <w:pStyle w:val="BodyText"/>
-      </w:pPr>
-      <w:r>
-        <w:t xml:space="preserve">알렉세이: 의사 14명. 스스로 요청했어요?</w:t>
-      </w:r>
-    </w:p>
-    <w:p>
-      <w:pPr>
-        <w:pStyle w:val="BodyText"/>
-      </w:pPr>
-      <w:r>
-        <w:t xml:space="preserve">이리나: 스스로요. 친구, 동료, 옛 레지던트들. 소문은 빨라요.</w:t>
-      </w:r>
-    </w:p>
-    <w:p>
-      <w:pPr>
-        <w:pStyle w:val="BodyText"/>
-      </w:pPr>
-      <w:r>
-        <w:t xml:space="preserve">알리나: 저한테도 여섯 명이 연락했어요. 한 원장님 영상을 보고요.</w:t>
-      </w:r>
-    </w:p>
-    <w:p>
-      <w:pPr>
-        <w:pStyle w:val="BodyText"/>
-      </w:pPr>
-      <w:r>
-        <w:t xml:space="preserve">올가: 무슨 영상이요? 가리포바, 영상을 올렸어요?</w:t>
-      </w:r>
-    </w:p>
-    <w:p>
-      <w:pPr>
-        <w:pStyle w:val="BodyText"/>
-      </w:pPr>
-      <w:r>
-        <w:t xml:space="preserve">알리나: 아니요. 환자 없는 영상이에요. 팬텀만. 그리고 규칙만. 광고는 전혀 없어요.</w:t>
-      </w:r>
-    </w:p>
-    <w:p>
-      <w:pPr>
-        <w:pStyle w:val="BodyText"/>
-      </w:pPr>
-      <w:r>
-        <w:t xml:space="preserve">알렉세이: 의사 20명. 코르닐로바 말이 맞아요. 교육 센터가 필요해요. 본론으로 갑시다.</w:t>
+        <w:t xml:space="preserve">이리나: 좋은 아침이에요. 소식이 있어요. 코르닐로바가 두 번째 주문을 보냈어요, 주사기 120개요.</w:t>
+      </w:r>
+    </w:p>
+    <w:p>
+      <w:pPr>
+        <w:pStyle w:val="BodyText"/>
+      </w:pPr>
+      <w:r>
+        <w:t xml:space="preserve">알렉세이: 120개요? 처음보다 두 배나 많네요.</w:t>
+      </w:r>
+    </w:p>
+    <w:p>
+      <w:pPr>
+        <w:pStyle w:val="BodyText"/>
+      </w:pPr>
+      <w:r>
+        <w:t xml:space="preserve">이리나: 관찰 한 달, 환자 52명이에요. 결절은 0건이고, 부종이 2건 있었는데 사흘 만에 가라앉았어요.</w:t>
+      </w:r>
+    </w:p>
+    <w:p>
+      <w:pPr>
+        <w:pStyle w:val="BodyText"/>
+      </w:pPr>
+      <w:r>
+        <w:t xml:space="preserve">올가: 한 달에 결절 0건은 아직 결과가 아니에요. 결절은 6주 뒤에 생기니까요.</w:t>
+      </w:r>
+    </w:p>
+    <w:p>
+      <w:pPr>
+        <w:pStyle w:val="BodyText"/>
+      </w:pPr>
+      <w:r>
+        <w:t xml:space="preserve">이리나: 그래서 200개가 아니라 120개를 주문한 거예요. 신중한 분이에요, 당신처럼요.</w:t>
+      </w:r>
+    </w:p>
+    <w:p>
+      <w:pPr>
+        <w:pStyle w:val="BodyText"/>
+      </w:pPr>
+      <w:r>
+        <w:t xml:space="preserve">알렉세이: 그럼 108만 루블이네요. 이게 청구서 2번이 되는 거죠?</w:t>
+      </w:r>
+    </w:p>
+    <w:p>
+      <w:pPr>
+        <w:pStyle w:val="BodyText"/>
+      </w:pPr>
+      <w:r>
+        <w:t xml:space="preserve">이리나: 네, 2번이요. 그리고 코르닐로바한테서 편지가 하나 더 왔어요. 짧아요, 세 줄밖에 안 돼요.</w:t>
+      </w:r>
+    </w:p>
+    <w:p>
+      <w:pPr>
+        <w:pStyle w:val="BodyText"/>
+      </w:pPr>
+      <w:r>
+        <w:t xml:space="preserve">올가: 코르닐로바가 세 줄을 쓰면 심각한 거예요. 읽어 보세요.</w:t>
+      </w:r>
+    </w:p>
+    <w:p>
+      <w:pPr>
+        <w:pStyle w:val="BodyText"/>
+      </w:pPr>
+      <w:r>
+        <w:t xml:space="preserve">이리나: 「의사 14명이 과정을 원합니다. 내 진료실은 학교가 아닙니다. 내 클리닉을 돌려받고 싶습니다」.</w:t>
+      </w:r>
+    </w:p>
+    <w:p>
+      <w:pPr>
+        <w:pStyle w:val="BodyText"/>
+      </w:pPr>
+      <w:r>
+        <w:t xml:space="preserve">알렉세이: 의사 14명이요? 광고도 없이 스스로 원한다고요?</w:t>
+      </w:r>
+    </w:p>
+    <w:p>
+      <w:pPr>
+        <w:pStyle w:val="BodyText"/>
+      </w:pPr>
+      <w:r>
+        <w:t xml:space="preserve">이리나: 스스로요. 친구, 동료, 예전 레지던트들이요. 의사들 사이에선 소문이 아주 빨라요.</w:t>
+      </w:r>
+    </w:p>
+    <w:p>
+      <w:pPr>
+        <w:pStyle w:val="BodyText"/>
+      </w:pPr>
+      <w:r>
+        <w:t xml:space="preserve">알리나: 저한테도 여섯 명이 더 연락했어요. 한 원장님 영상을 본 뒤로요.</w:t>
+      </w:r>
+    </w:p>
+    <w:p>
+      <w:pPr>
+        <w:pStyle w:val="BodyText"/>
+      </w:pPr>
+      <w:r>
+        <w:t xml:space="preserve">올가: 무슨 영상이요? 가리포바, 설마 영상을 인터넷에 올렸어요?</w:t>
+      </w:r>
+    </w:p>
+    <w:p>
+      <w:pPr>
+        <w:pStyle w:val="BodyText"/>
+      </w:pPr>
+      <w:r>
+        <w:t xml:space="preserve">알리나: 아니요, 걱정 마세요. 환자 없는 영상이에요. 팬텀이랑 규칙만 나오고, 광고는 전혀 없어요.</w:t>
+      </w:r>
+    </w:p>
+    <w:p>
+      <w:pPr>
+        <w:pStyle w:val="BodyText"/>
+      </w:pPr>
+      <w:r>
+        <w:t xml:space="preserve">알렉세이: 합쳐서 의사 20명. 코르닐로바 말이 맞아요. 우리에겐 교육 센터가 필요해요. 본론으로 갑시다.</w:t>
       </w:r>
     </w:p>
     <w:bookmarkEnd w:id="33"/>
@@ -3178,279 +3178,279 @@
         <w:pStyle w:val="FirstParagraph"/>
       </w:pPr>
       <w:r>
-        <w:t xml:space="preserve">올가: 본론. 실제 환자가 있는 교육 센터는 — 의료 행위예요. 면허가 필요해요.</w:t>
-      </w:r>
-    </w:p>
-    <w:p>
-      <w:pPr>
-        <w:pStyle w:val="BodyText"/>
-      </w:pPr>
-      <w:r>
-        <w:t xml:space="preserve">알렉세이: 면허요? 얼마나 걸려요?</w:t>
-      </w:r>
-    </w:p>
-    <w:p>
-      <w:pPr>
-        <w:pStyle w:val="BodyText"/>
-      </w:pPr>
-      <w:r>
-        <w:t xml:space="preserve">올가: 별도 공간, 장비, 위생 기준, 점검. 반년. 그리고 우리에게 없는 돈.</w:t>
-      </w:r>
-    </w:p>
-    <w:p>
-      <w:pPr>
-        <w:pStyle w:val="BodyText"/>
-      </w:pPr>
-      <w:r>
-        <w:t xml:space="preserve">이리나: 시내 면허 공간 임대 — 월 40만부터예요. 알아봤어요.</w:t>
-      </w:r>
-    </w:p>
-    <w:p>
-      <w:pPr>
-        <w:pStyle w:val="BodyText"/>
-      </w:pPr>
-      <w:r>
-        <w:t xml:space="preserve">알렉세이: 40만. 코르닐로바에게서 나온 이익 전부네요.</w:t>
-      </w:r>
-    </w:p>
-    <w:p>
-      <w:pPr>
-        <w:pStyle w:val="BodyText"/>
-      </w:pPr>
-      <w:r>
-        <w:t xml:space="preserve">알리나: 잠깐만요. 저한테 면허가 있어요. 소콜니키 제 클리닉이요. 진료실 두 개.</w:t>
-      </w:r>
-    </w:p>
-    <w:p>
-      <w:pPr>
-        <w:pStyle w:val="BodyText"/>
-      </w:pPr>
-      <w:r>
-        <w:t xml:space="preserve">올가: 당신 클리닉이 주사 시술 면허가 있어요?</w:t>
-      </w:r>
-    </w:p>
-    <w:p>
-      <w:pPr>
-        <w:pStyle w:val="BodyText"/>
-      </w:pPr>
-      <w:r>
-        <w:t xml:space="preserve">알리나: 미용 의료요. 주사 포함. 3년 전에 받았어요. 직접. 대행사 없이.</w:t>
-      </w:r>
-    </w:p>
-    <w:p>
-      <w:pPr>
-        <w:pStyle w:val="BodyText"/>
-      </w:pPr>
-      <w:r>
-        <w:t xml:space="preserve">올가: 직접. 좋아요. 그럼 센터를 둘로 나눌 수 있어요. 이론과 팬텀은 — 여기, 사무실에서, 면허 필요 없어요. 환자 실습은 — 당신 클리닉에서. 당신 클리닉과 계약만 있으면 합법이에요.</w:t>
-      </w:r>
-    </w:p>
-    <w:p>
-      <w:pPr>
-        <w:pStyle w:val="BodyText"/>
-      </w:pPr>
-      <w:r>
-        <w:t xml:space="preserve">이리나: 진료실 임대 계약. 일 단위로. 실습하는 날만. 고정 요금.</w:t>
-      </w:r>
-    </w:p>
-    <w:p>
-      <w:pPr>
-        <w:pStyle w:val="BodyText"/>
-      </w:pPr>
-      <w:r>
-        <w:t xml:space="preserve">알리나: 얼마요?</w:t>
-      </w:r>
-    </w:p>
-    <w:p>
-      <w:pPr>
-        <w:pStyle w:val="BodyText"/>
-      </w:pPr>
-      <w:r>
-        <w:t xml:space="preserve">이리나: 얼마를 원해요? 숫자는 구매자가 — 이제 그게 우리 규칙이에요.</w:t>
-      </w:r>
-    </w:p>
-    <w:p>
-      <w:pPr>
-        <w:pStyle w:val="BodyText"/>
-      </w:pPr>
-      <w:r>
-        <w:t xml:space="preserve">알리나: 모르겠어요. 우리 사람들한테 돈 받기가 민망해요.</w:t>
-      </w:r>
-    </w:p>
-    <w:p>
-      <w:pPr>
-        <w:pStyle w:val="BodyText"/>
-      </w:pPr>
-      <w:r>
-        <w:t xml:space="preserve">올가: 가리포바, 계약서엔 「우리 사람」이 없어요. 당사자가 있을 뿐이죠. 남한테 부를 가격을 불러요.</w:t>
-      </w:r>
-    </w:p>
-    <w:p>
-      <w:pPr>
-        <w:pStyle w:val="BodyText"/>
-      </w:pPr>
-      <w:r>
-        <w:t xml:space="preserve">알리나: 남한테… 하루 1만 5천. 간호사 포함.</w:t>
-      </w:r>
-    </w:p>
-    <w:p>
-      <w:pPr>
-        <w:pStyle w:val="BodyText"/>
-      </w:pPr>
-      <w:r>
-        <w:t xml:space="preserve">이리나: 간호사 포함 1만 5천. 시세보다 낮아요. 1만 8천으로 할게요. 1년 뒤에 당신이 서운하지 않게.</w:t>
-      </w:r>
-    </w:p>
-    <w:p>
-      <w:pPr>
-        <w:pStyle w:val="BodyText"/>
-      </w:pPr>
-      <w:r>
-        <w:t xml:space="preserve">알렉세이: 이리나, 값을 올려서 흥정하는 거예요?</w:t>
-      </w:r>
-    </w:p>
-    <w:p>
-      <w:pPr>
-        <w:pStyle w:val="BodyText"/>
-      </w:pPr>
-      <w:r>
-        <w:t xml:space="preserve">이리나: 2년 앞을 보고 흥정하는 거예요. 서운한 파트너는 하루 3천보다 비싸요.</w:t>
-      </w:r>
-    </w:p>
-    <w:p>
-      <w:pPr>
-        <w:pStyle w:val="BodyText"/>
-      </w:pPr>
-      <w:r>
-        <w:t xml:space="preserve">올가: 적었어요. 둘째 — 팬텀. 한 원장님은 자기 걸 가져가셨어요.</w:t>
-      </w:r>
-    </w:p>
-    <w:p>
-      <w:pPr>
-        <w:pStyle w:val="BodyText"/>
-      </w:pPr>
-      <w:r>
-        <w:t xml:space="preserve">알리나: 하나는 두고 가셨어요. 선물로. 코르닐로바 선생님 진료실에 있어요.</w:t>
-      </w:r>
-    </w:p>
-    <w:p>
-      <w:pPr>
-        <w:pStyle w:val="BodyText"/>
-      </w:pPr>
-      <w:r>
-        <w:t xml:space="preserve">이리나: 새 팬텀 — 18만. 한국산은 — 더 싸지만, 배송이 두 달이에요.</w:t>
-      </w:r>
-    </w:p>
-    <w:p>
-      <w:pPr>
-        <w:pStyle w:val="BodyText"/>
-      </w:pPr>
-      <w:r>
-        <w:t xml:space="preserve">알렉세이: 도윤한테 물어볼게요. 서울이 두 개쯤 보내 줄지도요. 교육의 일부로.</w:t>
-      </w:r>
-    </w:p>
-    <w:p>
-      <w:pPr>
-        <w:pStyle w:val="BodyText"/>
-      </w:pPr>
-      <w:r>
-        <w:t xml:space="preserve">올가: 「보내 준다」가 아니라요. 아니면 계약의 일부로 합의하든가. 공급사의 선물 — 그것도 심사관이 물을 문제예요.</w:t>
-      </w:r>
-    </w:p>
-    <w:p>
-      <w:pPr>
-        <w:pStyle w:val="BodyText"/>
-      </w:pPr>
-      <w:r>
-        <w:t xml:space="preserve">알렉세이: 알겠어요. 계약으로. 셋째 — 초음파.</w:t>
-      </w:r>
-    </w:p>
-    <w:p>
-      <w:pPr>
-        <w:pStyle w:val="BodyText"/>
-      </w:pPr>
-      <w:r>
-        <w:t xml:space="preserve">이리나: 임대 — 월 4만. 이제는 할 수 있어요. 청구서 2번 덕분에.</w:t>
-      </w:r>
-    </w:p>
-    <w:p>
-      <w:pPr>
-        <w:pStyle w:val="BodyText"/>
-      </w:pPr>
-      <w:r>
-        <w:t xml:space="preserve">알리나: 그런데 누가 가르쳐요? 엘레나 빅토로브나 혼자선 감당 못 해요. 의사 20명이에요.</w:t>
-      </w:r>
-    </w:p>
-    <w:p>
-      <w:pPr>
-        <w:pStyle w:val="BodyText"/>
-      </w:pPr>
-      <w:r>
-        <w:t xml:space="preserve">올가: 그게 핵심 질문이에요. 공간은 빌릴 수 있어요. 선생은 빌릴 수 없어요.</w:t>
-      </w:r>
-    </w:p>
-    <w:p>
-      <w:pPr>
-        <w:pStyle w:val="BodyText"/>
-      </w:pPr>
-      <w:r>
-        <w:t xml:space="preserve">알렉세이: 엘레나 빅토로브나 — 수석 강사. 알리나, 당신이 — 두 번째. 세 번째가 필요해요.</w:t>
-      </w:r>
-    </w:p>
-    <w:p>
-      <w:pPr>
-        <w:pStyle w:val="BodyText"/>
-      </w:pPr>
-      <w:r>
-        <w:t xml:space="preserve">알리나: 제가요? 강사요? 제 수료증은 2번이에요. 한 달 됐어요.</w:t>
-      </w:r>
-    </w:p>
-    <w:p>
-      <w:pPr>
-        <w:pStyle w:val="BodyText"/>
-      </w:pPr>
-      <w:r>
-        <w:t xml:space="preserve">올가: 코르닐로바 건 — 1번이죠. 그것도 한 달 됐어요. 선생은 경험이 아니라 책임에서 시작해요. 책임이 떠나지 않으면 경험은 나중에 와요. 내 첫 실습생에게서 배운 거예요.</w:t>
-      </w:r>
-    </w:p>
-    <w:p>
-      <w:pPr>
-        <w:pStyle w:val="BodyText"/>
-      </w:pPr>
-      <w:r>
-        <w:t xml:space="preserve">알리나: 좋아요. 해 볼게요. 엘레나 빅토로브나 감독하에.</w:t>
-      </w:r>
-    </w:p>
-    <w:p>
-      <w:pPr>
-        <w:pStyle w:val="BodyText"/>
-      </w:pPr>
-      <w:r>
-        <w:t xml:space="preserve">알렉세이: 그리고 세 번째는 — 포미나. 툴라. 30년 동안 간호사들을 가르쳤어요.</w:t>
-      </w:r>
-    </w:p>
-    <w:p>
-      <w:pPr>
-        <w:pStyle w:val="BodyText"/>
-      </w:pPr>
-      <w:r>
-        <w:t xml:space="preserve">이리나: 포미나는 툴라에 있어요. 200킬로. 모스크바에서 어떻게 가르쳐요?</w:t>
-      </w:r>
-    </w:p>
-    <w:p>
-      <w:pPr>
-        <w:pStyle w:val="BodyText"/>
-      </w:pPr>
-      <w:r>
-        <w:t xml:space="preserve">알렉세이: 모스크바 말고. 툴라에서요. 두 번째 센터. 툴라, 랴잔, 칼루가 의사들은 모스크바까지 안 와요.</w:t>
-      </w:r>
-    </w:p>
-    <w:p>
-      <w:pPr>
-        <w:pStyle w:val="BodyText"/>
-      </w:pPr>
-      <w:r>
-        <w:t xml:space="preserve">올가: 두 번째 센터. 서두르네요, 알렉세이 니콜라예비치. 첫 번째부터. 하지만 포미나는 불러요. 코르닐로바가 보게.</w:t>
+        <w:t xml:space="preserve">올가: 본론이라면 본론이죠. 실제 환자가 있는 교육 센터는 의료 행위예요. 그러려면 면허가 필요해요.</w:t>
+      </w:r>
+    </w:p>
+    <w:p>
+      <w:pPr>
+        <w:pStyle w:val="BodyText"/>
+      </w:pPr>
+      <w:r>
+        <w:t xml:space="preserve">알렉세이: 면허요? 시간과 돈이 얼마나 드는데요?</w:t>
+      </w:r>
+    </w:p>
+    <w:p>
+      <w:pPr>
+        <w:pStyle w:val="BodyText"/>
+      </w:pPr>
+      <w:r>
+        <w:t xml:space="preserve">올가: 별도 공간, 장비, 위생 기준, 점검이 필요해요. 반년이 걸리고, 우리에겐 없는 돈이 들어요.</w:t>
+      </w:r>
+    </w:p>
+    <w:p>
+      <w:pPr>
+        <w:pStyle w:val="BodyText"/>
+      </w:pPr>
+      <w:r>
+        <w:t xml:space="preserve">이리나: 도심에서 면허 있는 공간을 임대하면 한 달에 40만부터예요. 이미 알아봤어요.</w:t>
+      </w:r>
+    </w:p>
+    <w:p>
+      <w:pPr>
+        <w:pStyle w:val="BodyText"/>
+      </w:pPr>
+      <w:r>
+        <w:t xml:space="preserve">알렉세이: 40만이요? 그건 코르닐로바한테서 얻은 우리 이익 전부잖아요.</w:t>
+      </w:r>
+    </w:p>
+    <w:p>
+      <w:pPr>
+        <w:pStyle w:val="BodyText"/>
+      </w:pPr>
+      <w:r>
+        <w:t xml:space="preserve">알리나: 잠깐만요, 저한테 면허가 있어요. 소콜니키에 있는 제 클리닉에 진료실이 두 개 있어요.</w:t>
+      </w:r>
+    </w:p>
+    <w:p>
+      <w:pPr>
+        <w:pStyle w:val="BodyText"/>
+      </w:pPr>
+      <w:r>
+        <w:t xml:space="preserve">올가: 당신 클리닉이 주사 시술에 대해서도 면허가 있어요?</w:t>
+      </w:r>
+    </w:p>
+    <w:p>
+      <w:pPr>
+        <w:pStyle w:val="BodyText"/>
+      </w:pPr>
+      <w:r>
+        <w:t xml:space="preserve">알리나: 미용 시술, 주사 포함이에요. 3년 전에 대행사 없이 제가 직접 받았어요.</w:t>
+      </w:r>
+    </w:p>
+    <w:p>
+      <w:pPr>
+        <w:pStyle w:val="BodyText"/>
+      </w:pPr>
+      <w:r>
+        <w:t xml:space="preserve">올가: 직접 받았다니 좋네요. 그럼 센터를 둘로 나눌 수 있어요. 이론과 팬텀은 여기 사무실에서 하면 면허가 필요 없어요. 환자 실습은 당신 클리닉에서 하고요. 우리가 당신 클리닉과 계약을 맺으면 합법이에요.</w:t>
+      </w:r>
+    </w:p>
+    <w:p>
+      <w:pPr>
+        <w:pStyle w:val="BodyText"/>
+      </w:pPr>
+      <w:r>
+        <w:t xml:space="preserve">이리나: 그러니까 진료실 일 단위 임대 계약이네요. 실습하는 날만, 고정 요율로요.</w:t>
+      </w:r>
+    </w:p>
+    <w:p>
+      <w:pPr>
+        <w:pStyle w:val="BodyText"/>
+      </w:pPr>
+      <w:r>
+        <w:t xml:space="preserve">알리나: 그럼 얼마로 하면 될까요?</w:t>
+      </w:r>
+    </w:p>
+    <w:p>
+      <w:pPr>
+        <w:pStyle w:val="BodyText"/>
+      </w:pPr>
+      <w:r>
+        <w:t xml:space="preserve">이리나: 얼마를 원하세요? 사는 쪽이 숫자를 부른다 — 이제 그게 우리 규칙이에요.</w:t>
+      </w:r>
+    </w:p>
+    <w:p>
+      <w:pPr>
+        <w:pStyle w:val="BodyText"/>
+      </w:pPr>
+      <w:r>
+        <w:t xml:space="preserve">알리나: 정말 모르겠어요. 우리 사람들한테 돈 받는 게 좀 민망해요.</w:t>
+      </w:r>
+    </w:p>
+    <w:p>
+      <w:pPr>
+        <w:pStyle w:val="BodyText"/>
+      </w:pPr>
+      <w:r>
+        <w:t xml:space="preserve">올가: 가리포바, 계약서엔 「우리 사람」이 없어요. 당사자가 있을 뿐이죠. 남한테 불렀을 가격을 말해 봐요.</w:t>
+      </w:r>
+    </w:p>
+    <w:p>
+      <w:pPr>
+        <w:pStyle w:val="BodyText"/>
+      </w:pPr>
+      <w:r>
+        <w:t xml:space="preserve">알리나: 남한테라면… 하루 1만 5천이요, 간호사 포함해서요.</w:t>
+      </w:r>
+    </w:p>
+    <w:p>
+      <w:pPr>
+        <w:pStyle w:val="BodyText"/>
+      </w:pPr>
+      <w:r>
+        <w:t xml:space="preserve">이리나: 간호사 포함 1만 5천은 시세보다 낮아요. 1만 8천으로 할게요. 1년 뒤에 서운하지 않도록요.</w:t>
+      </w:r>
+    </w:p>
+    <w:p>
+      <w:pPr>
+        <w:pStyle w:val="BodyText"/>
+      </w:pPr>
+      <w:r>
+        <w:t xml:space="preserve">알렉세이: 이리나, 제가 잘못 들은 거 아니죠? 값을 올려서 흥정하는 거예요?</w:t>
+      </w:r>
+    </w:p>
+    <w:p>
+      <w:pPr>
+        <w:pStyle w:val="BodyText"/>
+      </w:pPr>
+      <w:r>
+        <w:t xml:space="preserve">이리나: 저는 2년 앞을 보고 흥정해요. 서운한 파트너는 하루 3천보다 훨씬 비싸게 먹혀요.</w:t>
+      </w:r>
+    </w:p>
+    <w:p>
+      <w:pPr>
+        <w:pStyle w:val="BodyText"/>
+      </w:pPr>
+      <w:r>
+        <w:t xml:space="preserve">올가: 적었어요. 두 번째 문제는 팬텀이에요. 한 원장님이 자기 걸 가져가셨거든요.</w:t>
+      </w:r>
+    </w:p>
+    <w:p>
+      <w:pPr>
+        <w:pStyle w:val="BodyText"/>
+      </w:pPr>
+      <w:r>
+        <w:t xml:space="preserve">알리나: 하나는 선물로 두고 가셨어요. 지금 코르닐로바 원장님 진료실에 있어요.</w:t>
+      </w:r>
+    </w:p>
+    <w:p>
+      <w:pPr>
+        <w:pStyle w:val="BodyText"/>
+      </w:pPr>
+      <w:r>
+        <w:t xml:space="preserve">이리나: 새 팬텀은 18만이에요. 한국산이 더 싸지만 배송이 두 달 걸려요.</w:t>
+      </w:r>
+    </w:p>
+    <w:p>
+      <w:pPr>
+        <w:pStyle w:val="BodyText"/>
+      </w:pPr>
+      <w:r>
+        <w:t xml:space="preserve">알렉세이: 도윤에게 물어볼게요. 서울에서 교육의 일부로 두 개를 보내 줄지도 몰라요.</w:t>
+      </w:r>
+    </w:p>
+    <w:p>
+      <w:pPr>
+        <w:pStyle w:val="BodyText"/>
+      </w:pPr>
+      <w:r>
+        <w:t xml:space="preserve">올가: 「보내 준다」는 안 돼요. 계약의 일부로 합의하든지, 아니면 안 받든지요. 공급사의 선물도 심사관이 물어볼 문제예요.</w:t>
+      </w:r>
+    </w:p>
+    <w:p>
+      <w:pPr>
+        <w:pStyle w:val="BodyText"/>
+      </w:pPr>
+      <w:r>
+        <w:t xml:space="preserve">알렉세이: 좋아요, 계약으로 하죠. 세 번째는 초음파예요.</w:t>
+      </w:r>
+    </w:p>
+    <w:p>
+      <w:pPr>
+        <w:pStyle w:val="BodyText"/>
+      </w:pPr>
+      <w:r>
+        <w:t xml:space="preserve">이리나: 장비 임대가 한 달에 4만이에요. 이제는 감당할 수 있어요, 청구서 2번 덕분에요.</w:t>
+      </w:r>
+    </w:p>
+    <w:p>
+      <w:pPr>
+        <w:pStyle w:val="BodyText"/>
+      </w:pPr>
+      <w:r>
+        <w:t xml:space="preserve">알리나: 그런데 누가 가르치죠? 의사가 벌써 20명인데, 엘레나 빅토로브나 혼자서는 못 해요.</w:t>
+      </w:r>
+    </w:p>
+    <w:p>
+      <w:pPr>
+        <w:pStyle w:val="BodyText"/>
+      </w:pPr>
+      <w:r>
+        <w:t xml:space="preserve">올가: 그게 핵심 문제예요. 공간은 빌릴 수 있어요. 선생은 빌릴 수 없어요.</w:t>
+      </w:r>
+    </w:p>
+    <w:p>
+      <w:pPr>
+        <w:pStyle w:val="BodyText"/>
+      </w:pPr>
+      <w:r>
+        <w:t xml:space="preserve">알렉세이: 엘레나 빅토로브나가 주 강사, 알리나 당신이 두 번째예요. 그런데 세 번째가 더 필요해요.</w:t>
+      </w:r>
+    </w:p>
+    <w:p>
+      <w:pPr>
+        <w:pStyle w:val="BodyText"/>
+      </w:pPr>
+      <w:r>
+        <w:t xml:space="preserve">알리나: 제가요? 강사요? 전 수료증 2번이고, 그것도 겨우 한 달 됐어요.</w:t>
+      </w:r>
+    </w:p>
+    <w:p>
+      <w:pPr>
+        <w:pStyle w:val="BodyText"/>
+      </w:pPr>
+      <w:r>
+        <w:t xml:space="preserve">올가: 코르닐로바는 1번이고 그것도 한 달 됐어요. 선생은 경험이 아니라 책임에서 시작해요. 책임이 떠나지 않으면 경험은 나중에 와요. 오래전 내 첫 실습생을 가르치면서 깨달은 거예요.</w:t>
+      </w:r>
+    </w:p>
+    <w:p>
+      <w:pPr>
+        <w:pStyle w:val="BodyText"/>
+      </w:pPr>
+      <w:r>
+        <w:t xml:space="preserve">알리나: 좋아요, 해 볼게요. 하지만 엘레나 빅토로브나 감독하에서만요.</w:t>
+      </w:r>
+    </w:p>
+    <w:p>
+      <w:pPr>
+        <w:pStyle w:val="BodyText"/>
+      </w:pPr>
+      <w:r>
+        <w:t xml:space="preserve">알렉세이: 세 번째는 툴라의 포미나가 될 수 있어요. 30년째 간호사들을 가르치고 있어요.</w:t>
+      </w:r>
+    </w:p>
+    <w:p>
+      <w:pPr>
+        <w:pStyle w:val="BodyText"/>
+      </w:pPr>
+      <w:r>
+        <w:t xml:space="preserve">이리나: 하지만 포미나는 툴라에 있어요, 200킬로미터 떨어진 곳이요. 모스크바에서 어떻게 가르쳐요?</w:t>
+      </w:r>
+    </w:p>
+    <w:p>
+      <w:pPr>
+        <w:pStyle w:val="BodyText"/>
+      </w:pPr>
+      <w:r>
+        <w:t xml:space="preserve">알렉세이: 모스크바가 아니라 툴라, 두 번째 센터에서요. 툴라, 랴잔, 칼루가 의사들은 모스크바까지 안 와요.</w:t>
+      </w:r>
+    </w:p>
+    <w:p>
+      <w:pPr>
+        <w:pStyle w:val="BodyText"/>
+      </w:pPr>
+      <w:r>
+        <w:t xml:space="preserve">올가: 두 번째 센터요? 서두르시네요, 알렉세이 니콜라예비치. 첫 번째부터 해요. 하지만 포미나는 부르세요. 코르닐로바가 한번 보게요.</w:t>
       </w:r>
     </w:p>
     <w:bookmarkEnd w:id="34"/>
@@ -3468,239 +3468,239 @@
         <w:pStyle w:val="FirstParagraph"/>
       </w:pPr>
       <w:r>
-        <w:t xml:space="preserve">포미나: 포미나 나데즈다 세르게예브나. 툴라. 60세. 수료증 8번. 안녕하세요, 엘레나 빅토로브나.</w:t>
-      </w:r>
-    </w:p>
-    <w:p>
-      <w:pPr>
-        <w:pStyle w:val="BodyText"/>
-      </w:pPr>
-      <w:r>
-        <w:t xml:space="preserve">코르닐로바: 안녕하세요, 나데즈다 세르게예브나. 앉으세요. 시험이 아니에요. 강사 두 사람의 대화예요.</w:t>
-      </w:r>
-    </w:p>
-    <w:p>
-      <w:pPr>
-        <w:pStyle w:val="BodyText"/>
-      </w:pPr>
-      <w:r>
-        <w:t xml:space="preserve">포미나: 두 사람이요? 전 지역 피부과 의사예요. 강사가 아니고요.</w:t>
-      </w:r>
-    </w:p>
-    <w:p>
-      <w:pPr>
-        <w:pStyle w:val="BodyText"/>
-      </w:pPr>
-      <w:r>
-        <w:t xml:space="preserve">코르닐로바: 알렉세이 말로는 30년 동안 간호사들을 가르치셨다던데요.</w:t>
-      </w:r>
-    </w:p>
-    <w:p>
-      <w:pPr>
-        <w:pStyle w:val="BodyText"/>
-      </w:pPr>
-      <w:r>
-        <w:t xml:space="preserve">포미나: 가르치죠. 지역엔 의사 하나, 간호사 여섯. 그 사람들이 못 하면 — 아무도 못 해요.</w:t>
-      </w:r>
-    </w:p>
-    <w:p>
-      <w:pPr>
-        <w:pStyle w:val="BodyText"/>
-      </w:pPr>
-      <w:r>
-        <w:t xml:space="preserve">코르닐로바: 어떻게 가르치세요? 수업 하나만 얘기해 주세요.</w:t>
-      </w:r>
-    </w:p>
-    <w:p>
-      <w:pPr>
-        <w:pStyle w:val="BodyText"/>
-      </w:pPr>
-      <w:r>
-        <w:t xml:space="preserve">포미나: 새 간호사가 와요. 주사기는 안 줘요. 공책을 줘요. 일주일 동안 내 주사 하나하나, 실수 하나하나를 적게 해요. 그다음 물어요: 내가 어디서 틀렸지? 찾으면 — 주사기를 받아요.</w:t>
-      </w:r>
-    </w:p>
-    <w:p>
-      <w:pPr>
-        <w:pStyle w:val="BodyText"/>
-      </w:pPr>
-      <w:r>
-        <w:t xml:space="preserve">코르닐로바: 선생님이 안 틀렸으면요?</w:t>
-      </w:r>
-    </w:p>
-    <w:p>
-      <w:pPr>
-        <w:pStyle w:val="BodyText"/>
-      </w:pPr>
-      <w:r>
-        <w:t xml:space="preserve">포미나: 난 늘 틀려요. 일주일에 한 번은 — 일부러. 보고 있는지 확인하려고요.</w:t>
-      </w:r>
-    </w:p>
-    <w:p>
-      <w:pPr>
-        <w:pStyle w:val="BodyText"/>
-      </w:pPr>
-      <w:r>
-        <w:t xml:space="preserve">코르닐로바: 일부러. 흥미롭네요. 간호사가 못 찾으면요?</w:t>
-      </w:r>
-    </w:p>
-    <w:p>
-      <w:pPr>
-        <w:pStyle w:val="BodyText"/>
-      </w:pPr>
-      <w:r>
-        <w:t xml:space="preserve">포미나: 그럼 공책과 일주일 더. 우리 애 하나는 3주 동안 적었어요. 지금은 제일 잘해요.</w:t>
-      </w:r>
-    </w:p>
-    <w:p>
-      <w:pPr>
-        <w:pStyle w:val="BodyText"/>
-      </w:pPr>
-      <w:r>
-        <w:t xml:space="preserve">알렉세이: 공책. 할머니처럼요.</w:t>
-      </w:r>
-    </w:p>
-    <w:p>
-      <w:pPr>
-        <w:pStyle w:val="BodyText"/>
-      </w:pPr>
-      <w:r>
-        <w:t xml:space="preserve">포미나: 당신 할머니가 — 보론초바 베라 파블로브나? 소스노프카?</w:t>
-      </w:r>
-    </w:p>
-    <w:p>
-      <w:pPr>
-        <w:pStyle w:val="BodyText"/>
-      </w:pPr>
-      <w:r>
-        <w:t xml:space="preserve">알렉세이: 할머니를 아세요?</w:t>
-      </w:r>
-    </w:p>
-    <w:p>
-      <w:pPr>
-        <w:pStyle w:val="BodyText"/>
-      </w:pPr>
-      <w:r>
-        <w:t xml:space="preserve">포미나: 주 전체가 알아요. 89년에 그분 강습을 들었어요. 불도 없는 통나무집에서 링거 놓는 법을 가르쳐 주셨죠. 공책은 — 그분한테서 온 거예요.</w:t>
-      </w:r>
-    </w:p>
-    <w:p>
-      <w:pPr>
-        <w:pStyle w:val="BodyText"/>
-      </w:pPr>
-      <w:r>
-        <w:t xml:space="preserve">알렉세이: 할머니는 가르쳤다는 말씀을 한 번도 안 하셨어요.</w:t>
-      </w:r>
-    </w:p>
-    <w:p>
-      <w:pPr>
-        <w:pStyle w:val="BodyText"/>
-      </w:pPr>
-      <w:r>
-        <w:t xml:space="preserve">포미나: 가르친 게 아니에요. 우리 앞에서 하셨고, 우린 적었죠. 그게 바로 최고의 가르침이에요.</w:t>
-      </w:r>
-    </w:p>
-    <w:p>
-      <w:pPr>
-        <w:pStyle w:val="BodyText"/>
-      </w:pPr>
-      <w:r>
-        <w:t xml:space="preserve">코르닐로바: 나데즈다 세르게예브나, 채용입니다. 동의하신다면요. 5모듈은 — 선생님 거예요. 합병증과 공책.</w:t>
-      </w:r>
-    </w:p>
-    <w:p>
-      <w:pPr>
-        <w:pStyle w:val="BodyText"/>
-      </w:pPr>
-      <w:r>
-        <w:t xml:space="preserve">포미나: 5모듈. 왜 합병증이에요?</w:t>
-      </w:r>
-    </w:p>
-    <w:p>
-      <w:pPr>
-        <w:pStyle w:val="BodyText"/>
-      </w:pPr>
-      <w:r>
-        <w:t xml:space="preserve">코르닐로바: 우리 중에서 30년 동안 벽 너머 중환자실 없이 일한 사람은 선생님뿐이니까요. 구급차를 40분 기다린다는 게 뭔지 아시잖아요. 우리 의사들은 그걸 몰라요. 선생님한테서 들어야 해요.</w:t>
-      </w:r>
-    </w:p>
-    <w:p>
-      <w:pPr>
-        <w:pStyle w:val="BodyText"/>
-      </w:pPr>
-      <w:r>
-        <w:t xml:space="preserve">포미나: 40분. 가끔 한 시간. 겨울엔 — 두 시간. 좋아요. 5모듈.</w:t>
-      </w:r>
-    </w:p>
-    <w:p>
-      <w:pPr>
-        <w:pStyle w:val="BodyText"/>
-      </w:pPr>
-      <w:r>
-        <w:t xml:space="preserve">이리나: 강의 계약. 하루 2만 5천. 툴라 왕복 교통비 별도.</w:t>
-      </w:r>
-    </w:p>
-    <w:p>
-      <w:pPr>
-        <w:pStyle w:val="BodyText"/>
-      </w:pPr>
-      <w:r>
-        <w:t xml:space="preserve">포미나: 하루 2만 5천이요? 지역에선 내 한 달 치예요. 안 돼요. 너무 많아요.</w:t>
-      </w:r>
-    </w:p>
-    <w:p>
-      <w:pPr>
-        <w:pStyle w:val="BodyText"/>
-      </w:pPr>
-      <w:r>
-        <w:t xml:space="preserve">이리나: 모든 강사에게 같은 요율이에요. 안 그러면 서운해져요. 1년 뒤에.</w:t>
-      </w:r>
-    </w:p>
-    <w:p>
-      <w:pPr>
-        <w:pStyle w:val="BodyText"/>
-      </w:pPr>
-      <w:r>
-        <w:t xml:space="preserve">포미나: 아가씨는 어디서 왔어요?</w:t>
-      </w:r>
-    </w:p>
-    <w:p>
-      <w:pPr>
-        <w:pStyle w:val="BodyText"/>
-      </w:pPr>
-      <w:r>
-        <w:t xml:space="preserve">이리나: 감사 법인이요. 전직. 그게 더 나빠요.</w:t>
-      </w:r>
-    </w:p>
-    <w:p>
-      <w:pPr>
-        <w:pStyle w:val="BodyText"/>
-      </w:pPr>
-      <w:r>
-        <w:t xml:space="preserve">막심: 끼어들어 죄송합니다. 엘레나 빅토로브나, 복도에서 기다리고 있어요. 재시험 — 다음 주죠?</w:t>
-      </w:r>
-    </w:p>
-    <w:p>
-      <w:pPr>
-        <w:pStyle w:val="BodyText"/>
-      </w:pPr>
-      <w:r>
-        <w:t xml:space="preserve">코르닐로바: 다음 주예요, 오를로프. 그동안 — 앉아서 나데즈다 세르게예브나 얘기를 들어요. 5모듈. 무료로.</w:t>
-      </w:r>
-    </w:p>
-    <w:p>
-      <w:pPr>
-        <w:pStyle w:val="BodyText"/>
-      </w:pPr>
-      <w:r>
-        <w:t xml:space="preserve">막심: 지역 피부과 의사요? 그분이 필러에 대해 저한테 뭘 얘기해 줄 수 있죠?</w:t>
-      </w:r>
-    </w:p>
-    <w:p>
-      <w:pPr>
-        <w:pStyle w:val="BodyText"/>
-      </w:pPr>
-      <w:r>
-        <w:t xml:space="preserve">포미나: 필러에 대해선 — 아무것도요, 젊은이. 구급차 올 때까지 40분 동안 환자를 살려 두는 법에 대해선 — 많이요. 앉아요. 공책 있어요? 없어요? 내 걸 가져가요. 첫 장이 비어 있어요.</w:t>
+        <w:t xml:space="preserve">포미나: 포미나 나데즈다 세르게예브나, 툴라에서 왔어요. 예순 살, 수료증 8번이에요. 안녕하세요, 엘레나 빅토로브나.</w:t>
+      </w:r>
+    </w:p>
+    <w:p>
+      <w:pPr>
+        <w:pStyle w:val="BodyText"/>
+      </w:pPr>
+      <w:r>
+        <w:t xml:space="preserve">코르닐로바: 안녕하세요, 나데즈다 세르게예브나. 앉으세요. 시험이 아니라 강사 둘이 나누는 대화예요.</w:t>
+      </w:r>
+    </w:p>
+    <w:p>
+      <w:pPr>
+        <w:pStyle w:val="BodyText"/>
+      </w:pPr>
+      <w:r>
+        <w:t xml:space="preserve">포미나: 강사 둘이요? 저는 지역 피부과 의사지, 강사가 아니에요.</w:t>
+      </w:r>
+    </w:p>
+    <w:p>
+      <w:pPr>
+        <w:pStyle w:val="BodyText"/>
+      </w:pPr>
+      <w:r>
+        <w:t xml:space="preserve">코르닐로바: 알렉세이 말로는 30년째 간호사들을 가르치고 계신다던데요.</w:t>
+      </w:r>
+    </w:p>
+    <w:p>
+      <w:pPr>
+        <w:pStyle w:val="BodyText"/>
+      </w:pPr>
+      <w:r>
+        <w:t xml:space="preserve">포미나: 가르치죠. 지역엔 의사는 한 명, 간호사는 여섯 명이에요. 그들이 못 하면 아무도 못 하는 거예요.</w:t>
+      </w:r>
+    </w:p>
+    <w:p>
+      <w:pPr>
+        <w:pStyle w:val="BodyText"/>
+      </w:pPr>
+      <w:r>
+        <w:t xml:space="preserve">코르닐로바: 정확히 어떻게 가르치세요? 수업 하나만이라도 얘기해 주세요.</w:t>
+      </w:r>
+    </w:p>
+    <w:p>
+      <w:pPr>
+        <w:pStyle w:val="BodyText"/>
+      </w:pPr>
+      <w:r>
+        <w:t xml:space="preserve">포미나: 새 간호사가 와요. 주사기를 주지 않고 공책을 줘요. 일주일 동안 내 주사 하나하나, 실수 하나하나를 적어요. 그다음 물어요: 내가 어디서 틀렸지? 찾으면 주사기를 받고, 못 찾으면 계속 적어요.</w:t>
+      </w:r>
+    </w:p>
+    <w:p>
+      <w:pPr>
+        <w:pStyle w:val="BodyText"/>
+      </w:pPr>
+      <w:r>
+        <w:t xml:space="preserve">코르닐로바: 그런데 일주일 동안 한 번도 안 틀리셨다면요?</w:t>
+      </w:r>
+    </w:p>
+    <w:p>
+      <w:pPr>
+        <w:pStyle w:val="BodyText"/>
+      </w:pPr>
+      <w:r>
+        <w:t xml:space="preserve">포미나: 난 늘 틀려요. 일주일에 한 번, 일부러요. 제대로 보고 있는지 확인하려고요.</w:t>
+      </w:r>
+    </w:p>
+    <w:p>
+      <w:pPr>
+        <w:pStyle w:val="BodyText"/>
+      </w:pPr>
+      <w:r>
+        <w:t xml:space="preserve">코르닐로바: 일부러요? 흥미롭네요. 간호사가 끝내 못 찾으면요?</w:t>
+      </w:r>
+    </w:p>
+    <w:p>
+      <w:pPr>
+        <w:pStyle w:val="BodyText"/>
+      </w:pPr>
+      <w:r>
+        <w:t xml:space="preserve">포미나: 그럼 공책이랑 한 주 더 가요. 우리 아가씨 하나는 3주를 적었는데, 지금은 최고예요.</w:t>
+      </w:r>
+    </w:p>
+    <w:p>
+      <w:pPr>
+        <w:pStyle w:val="BodyText"/>
+      </w:pPr>
+      <w:r>
+        <w:t xml:space="preserve">알렉세이: 공책이라… 우리 할머니랑 똑같네요.</w:t>
+      </w:r>
+    </w:p>
+    <w:p>
+      <w:pPr>
+        <w:pStyle w:val="BodyText"/>
+      </w:pPr>
+      <w:r>
+        <w:t xml:space="preserve">포미나: 할머니가 보론초바 베라 파블로브나예요? 소스노프카의?</w:t>
+      </w:r>
+    </w:p>
+    <w:p>
+      <w:pPr>
+        <w:pStyle w:val="BodyText"/>
+      </w:pPr>
+      <w:r>
+        <w:t xml:space="preserve">알렉세이: 네. 설마 할머니를 아세요?</w:t>
+      </w:r>
+    </w:p>
+    <w:p>
+      <w:pPr>
+        <w:pStyle w:val="BodyText"/>
+      </w:pPr>
+      <w:r>
+        <w:t xml:space="preserve">포미나: 주에서 모르는 사람이 없어요. 89년에 그분 강습을 들었어요. 밤새 전기가 끊길 때 불도 없는 농가에서 수액 놓는 법을 가르치셨죠. 공책이 바로 그분한테서 온 거예요.</w:t>
+      </w:r>
+    </w:p>
+    <w:p>
+      <w:pPr>
+        <w:pStyle w:val="BodyText"/>
+      </w:pPr>
+      <w:r>
+        <w:t xml:space="preserve">알렉세이: 이상하네요, 할머니는 가르치셨다는 말을 한 번도 안 하셨어요.</w:t>
+      </w:r>
+    </w:p>
+    <w:p>
+      <w:pPr>
+        <w:pStyle w:val="BodyText"/>
+      </w:pPr>
+      <w:r>
+        <w:t xml:space="preserve">포미나: 가르치신 게 아니에요. 우리 앞에서 하셨고, 우리가 적었죠. 그게 최고의 가르침이에요.</w:t>
+      </w:r>
+    </w:p>
+    <w:p>
+      <w:pPr>
+        <w:pStyle w:val="BodyText"/>
+      </w:pPr>
+      <w:r>
+        <w:t xml:space="preserve">코르닐로바: 나데즈다 세르게예브나, 합격이에요, 물론 동의하신다면요. 5모듈은 당신 거예요: 부작용과 공책.</w:t>
+      </w:r>
+    </w:p>
+    <w:p>
+      <w:pPr>
+        <w:pStyle w:val="BodyText"/>
+      </w:pPr>
+      <w:r>
+        <w:t xml:space="preserve">포미나: 5모듈이요? 그런데 왜 하필 부작용이죠?</w:t>
+      </w:r>
+    </w:p>
+    <w:p>
+      <w:pPr>
+        <w:pStyle w:val="BodyText"/>
+      </w:pPr>
+      <w:r>
+        <w:t xml:space="preserve">코르닐로바: 우리 중에 벽 너머에 중환자실 없이 30년을 일한 사람은 당신뿐이니까요. 구급차를 40분 기다리는 게 뭔지 아시잖아요. 우리 의사들은 몰라요. 그걸 당신한테서 들어야 해요.</w:t>
+      </w:r>
+    </w:p>
+    <w:p>
+      <w:pPr>
+        <w:pStyle w:val="BodyText"/>
+      </w:pPr>
+      <w:r>
+        <w:t xml:space="preserve">포미나: 40분, 가끔은 한 시간이에요. 겨울엔 두 시간도 돼요. 좋아요, 5모듈 할게요.</w:t>
+      </w:r>
+    </w:p>
+    <w:p>
+      <w:pPr>
+        <w:pStyle w:val="BodyText"/>
+      </w:pPr>
+      <w:r>
+        <w:t xml:space="preserve">이리나: 그럼 강의 계약이요. 하루 2만 5천에 툴라 왕복 교통비 별도예요.</w:t>
+      </w:r>
+    </w:p>
+    <w:p>
+      <w:pPr>
+        <w:pStyle w:val="BodyText"/>
+      </w:pPr>
+      <w:r>
+        <w:t xml:space="preserve">포미나: 하루 2만 5천이요? 그건 지역에서 내 한 달 월급이에요. 아니에요, 너무 많아요.</w:t>
+      </w:r>
+    </w:p>
+    <w:p>
+      <w:pPr>
+        <w:pStyle w:val="BodyText"/>
+      </w:pPr>
+      <w:r>
+        <w:t xml:space="preserve">이리나: 모든 강사에게 같은 요율이에요. 안 그러면 누군가는 서운해져요, 아마 1년 뒤에요.</w:t>
+      </w:r>
+    </w:p>
+    <w:p>
+      <w:pPr>
+        <w:pStyle w:val="BodyText"/>
+      </w:pPr>
+      <w:r>
+        <w:t xml:space="preserve">포미나: 아가씨, 대체 어디서 이런 사람이 왔어요?</w:t>
+      </w:r>
+    </w:p>
+    <w:p>
+      <w:pPr>
+        <w:pStyle w:val="BodyText"/>
+      </w:pPr>
+      <w:r>
+        <w:t xml:space="preserve">이리나: 감사 쪽에서요, 전직이요. 그게 더 나쁘다는 거, 믿으셔도 돼요.</w:t>
+      </w:r>
+    </w:p>
+    <w:p>
+      <w:pPr>
+        <w:pStyle w:val="BodyText"/>
+      </w:pPr>
+      <w:r>
+        <w:t xml:space="preserve">막심: 끼어들어 죄송해요. 엘레나 빅토로브나, 복도에서 기다리고 있어요. 재시험이 일주일 뒤 맞죠?</w:t>
+      </w:r>
+    </w:p>
+    <w:p>
+      <w:pPr>
+        <w:pStyle w:val="BodyText"/>
+      </w:pPr>
+      <w:r>
+        <w:t xml:space="preserve">코르닐로바: 일주일 뒤예요, 오를로프. 그동안 앉아서 나데즈다 세르게예브나 얘기를 들어요. 5모듈이에요, 그것도 무료로.</w:t>
+      </w:r>
+    </w:p>
+    <w:p>
+      <w:pPr>
+        <w:pStyle w:val="BodyText"/>
+      </w:pPr>
+      <w:r>
+        <w:t xml:space="preserve">막심: 지역 피부과 의사요? 저한테 필러에 대해 뭘 알려 줄 수 있는데요?</w:t>
+      </w:r>
+    </w:p>
+    <w:p>
+      <w:pPr>
+        <w:pStyle w:val="BodyText"/>
+      </w:pPr>
+      <w:r>
+        <w:t xml:space="preserve">포미나: 필러에 대해선 — 아무것도요, 젊은이. 구급차가 올 때까지 40분 동안 환자를 살려 두는 법에 대해선 — 많이요. 앉아요. 공책 있어요? 없어요? 그럼 내 걸 가져가요. 첫 장은 당신을 위해 비워 뒀어요.</w:t>
       </w:r>
     </w:p>
     <w:bookmarkEnd w:id="35"/>
@@ -3718,199 +3718,199 @@
         <w:pStyle w:val="FirstParagraph"/>
       </w:pPr>
       <w:r>
-        <w:t xml:space="preserve">알렉세이: 안녕하세요. 의사 서른 분. 토요일에 와 주셔서 감사합니다. 오늘은 — 마스터클래스입니다. 엘레나 빅토로브나.</w:t>
-      </w:r>
-    </w:p>
-    <w:p>
-      <w:pPr>
-        <w:pStyle w:val="BodyText"/>
-      </w:pPr>
-      <w:r>
-        <w:t xml:space="preserve">코르닐로바: 가장 중요한 것부터요. 마스터클래스는 교육이 아니에요. 젤이 어떻게 작용하는지 보시는 거예요. 본다고 해서 다룰 줄 알게 되는 건 아니에요. 텔레비전으로 축구를 보는 것과 같아요. 경기가 끝나도 여러분은 공격수가 아니죠.</w:t>
-      </w:r>
-    </w:p>
-    <w:p>
-      <w:pPr>
-        <w:pStyle w:val="BodyText"/>
-      </w:pPr>
-      <w:r>
-        <w:t xml:space="preserve">갈리나: 갈리나 레즈니크, 「에스테티카」 클리닉 체인입니다. 클리닉 여섯 곳. 바로 사면요? 주사기 200개?</w:t>
-      </w:r>
-    </w:p>
-    <w:p>
-      <w:pPr>
-        <w:pStyle w:val="BodyText"/>
-      </w:pPr>
-      <w:r>
-        <w:t xml:space="preserve">알렉세이: 바로는 — 안 됩니다. 교육 먼저요. 6모듈, 시험, 수료증. 그다음 — 계약.</w:t>
-      </w:r>
-    </w:p>
-    <w:p>
-      <w:pPr>
-        <w:pStyle w:val="BodyText"/>
-      </w:pPr>
-      <w:r>
-        <w:t xml:space="preserve">갈리나: 젊은이, 주사기 200개면 180만이에요. 180만을 거절하는 거예요?</w:t>
-      </w:r>
-    </w:p>
-    <w:p>
-      <w:pPr>
-        <w:pStyle w:val="BodyText"/>
-      </w:pPr>
-      <w:r>
-        <w:t xml:space="preserve">알렉세이: 오늘은 — 네.</w:t>
-      </w:r>
-    </w:p>
-    <w:p>
-      <w:pPr>
-        <w:pStyle w:val="BodyText"/>
-      </w:pPr>
-      <w:r>
-        <w:t xml:space="preserve">갈리나: 우리 의사들은 15년째 주사해요. 교육은 필요 없어요. 물건이 필요하죠.</w:t>
-      </w:r>
-    </w:p>
-    <w:p>
-      <w:pPr>
-        <w:pStyle w:val="BodyText"/>
-      </w:pPr>
-      <w:r>
-        <w:t xml:space="preserve">코르닐로바: 갈리나 페트로브나, 당신 의사들은 15년째 다른 젤로 주사했죠. 나도 20년을 했어요. 그리고 한 원장님이 첫날 팬텀에서 나를 멈춰 세웠어요. 불쾌했죠. 그리고 아주 유익했어요.</w:t>
-      </w:r>
-    </w:p>
-    <w:p>
-      <w:pPr>
-        <w:pStyle w:val="BodyText"/>
-      </w:pPr>
-      <w:r>
-        <w:t xml:space="preserve">갈리나: 당신을요? 코르닐로바를요? 못 믿겠네요.</w:t>
-      </w:r>
-    </w:p>
-    <w:p>
-      <w:pPr>
-        <w:pStyle w:val="BodyText"/>
-      </w:pPr>
-      <w:r>
-        <w:t xml:space="preserve">알리나: 제가 봤어요. 옆에 있었어요. 0.5밀리. 엘레나 빅토로브나가 직접 적어 두라고 하셨어요.</w:t>
-      </w:r>
-    </w:p>
-    <w:p>
-      <w:pPr>
-        <w:pStyle w:val="BodyText"/>
-      </w:pPr>
-      <w:r>
-        <w:t xml:space="preserve">갈리나: 좋아요. 교육비는 얼마예요?</w:t>
-      </w:r>
-    </w:p>
-    <w:p>
-      <w:pPr>
-        <w:pStyle w:val="BodyText"/>
-      </w:pPr>
-      <w:r>
-        <w:t xml:space="preserve">이리나: 의사당 4만 5천. 계좌 이체로. 돈은 우리가 아니라 강사들에게 가요.</w:t>
-      </w:r>
-    </w:p>
-    <w:p>
-      <w:pPr>
-        <w:pStyle w:val="BodyText"/>
-      </w:pPr>
-      <w:r>
-        <w:t xml:space="preserve">갈리나: 4만 5천을 내고, 그다음에 또 사야 한다니. 이상한 유통사네요.</w:t>
-      </w:r>
-    </w:p>
-    <w:p>
-      <w:pPr>
-        <w:pStyle w:val="BodyText"/>
-      </w:pPr>
-      <w:r>
-        <w:t xml:space="preserve">알렉세이: 자주 듣는 말이에요. 은행, 펀드, 스타스. 이제 당신.</w:t>
-      </w:r>
-    </w:p>
-    <w:p>
-      <w:pPr>
-        <w:pStyle w:val="BodyText"/>
-      </w:pPr>
-      <w:r>
-        <w:t xml:space="preserve">갈리나: 스타스가 누구예요?</w:t>
-      </w:r>
-    </w:p>
-    <w:p>
-      <w:pPr>
-        <w:pStyle w:val="BodyText"/>
-      </w:pPr>
-      <w:r>
-        <w:t xml:space="preserve">올가: 묻지 마세요. 길어요. 우리 최대 경쟁자예요. 가방 든.</w:t>
-      </w:r>
-    </w:p>
-    <w:p>
-      <w:pPr>
-        <w:pStyle w:val="BodyText"/>
-      </w:pPr>
-      <w:r>
-        <w:t xml:space="preserve">갈리나: 알았어요. 생각해 볼게요. 첫 그룹은 몇 자리예요?</w:t>
-      </w:r>
-    </w:p>
-    <w:p>
-      <w:pPr>
-        <w:pStyle w:val="BodyText"/>
-      </w:pPr>
-      <w:r>
-        <w:t xml:space="preserve">코르닐로바: 아홉. 한 원장님이 그러셨어요: 열 명 넘으면 — 손이 안 보인다고. 동의해요.</w:t>
-      </w:r>
-    </w:p>
-    <w:p>
-      <w:pPr>
-        <w:pStyle w:val="BodyText"/>
-      </w:pPr>
-      <w:r>
-        <w:t xml:space="preserve">알렉세이: 첫 그룹에 등록하실 분은 — 이리나 세르게예브나에게 명단이 있습니다.</w:t>
-      </w:r>
-    </w:p>
-    <w:p>
-      <w:pPr>
-        <w:pStyle w:val="BodyText"/>
-      </w:pPr>
-      <w:r>
-        <w:t xml:space="preserve">이리나: 열두 명. 5분 만에. 세 명은 — 대기 명단.</w:t>
-      </w:r>
-    </w:p>
-    <w:p>
-      <w:pPr>
-        <w:pStyle w:val="BodyText"/>
-      </w:pPr>
-      <w:r>
-        <w:t xml:space="preserve">갈리나: 우리 쪽 두 명 넣어 줘요. 제일 경험 많은 사람들로. 교육이 쓸모없다고 하면 — 다시 와서 직접 말할게요. 쓸모 있다고 하면 — 주문은 200개 넘을 거예요.</w:t>
-      </w:r>
-    </w:p>
-    <w:p>
-      <w:pPr>
-        <w:pStyle w:val="BodyText"/>
-      </w:pPr>
-      <w:r>
-        <w:t xml:space="preserve">알렉세이: 좋습니다. 직접이요.</w:t>
-      </w:r>
-    </w:p>
-    <w:p>
-      <w:pPr>
-        <w:pStyle w:val="BodyText"/>
-      </w:pPr>
-      <w:r>
-        <w:t xml:space="preserve">코르닐로바: 나머지 열여덟 명은 갔어요. 알렉세이, 보여요?</w:t>
-      </w:r>
-    </w:p>
-    <w:p>
-      <w:pPr>
-        <w:pStyle w:val="BodyText"/>
-      </w:pPr>
-      <w:r>
-        <w:t xml:space="preserve">알렉세이: 보여요. 교육 없이 물건만 원했던 의사 열여덟 명.</w:t>
-      </w:r>
-    </w:p>
-    <w:p>
-      <w:pPr>
-        <w:pStyle w:val="BodyText"/>
-      </w:pPr>
-      <w:r>
-        <w:t xml:space="preserve">코르닐로바: 잃은 고객이 아니에요. 당신이 팔아선 안 되는 사람들이에요. 오늘 당신은 학생 열둘을 얻고 문제 열여덟을 잃었어요. 좋은 토요일이네요. 1년 뒤면 그 사람들이 떠나 줘서 고마워할 거예요.</w:t>
+        <w:t xml:space="preserve">알렉세이: 안녕하세요. 의사 서른 분이 오셨네요, 토요일에 와 주셔서 감사합니다. 오늘은 마스터클래스입니다. 엘레나 빅토로브나, 부탁드려요.</w:t>
+      </w:r>
+    </w:p>
+    <w:p>
+      <w:pPr>
+        <w:pStyle w:val="BodyText"/>
+      </w:pPr>
+      <w:r>
+        <w:t xml:space="preserve">코르닐로바: 먼저 중요한 것부터. 마스터클래스는 교육이 아니에요. 젤이 어떻게 작동하는지 보시겠지만, 그렇다고 다룰 줄 아는 건 아니에요. TV로 축구 보는 것과 같아요. 경기가 끝나도 공격수가 되지는 않죠.</w:t>
+      </w:r>
+    </w:p>
+    <w:p>
+      <w:pPr>
+        <w:pStyle w:val="BodyText"/>
+      </w:pPr>
+      <w:r>
+        <w:t xml:space="preserve">갈리나: 갈리나 레즈니크, 「에스테티카」 클리닉 체인이고 클리닉이 여섯 곳이에요. 바로 사면 어때요, 예를 들어 주사기 200개?</w:t>
+      </w:r>
+    </w:p>
+    <w:p>
+      <w:pPr>
+        <w:pStyle w:val="BodyText"/>
+      </w:pPr>
+      <w:r>
+        <w:t xml:space="preserve">알렉세이: 바로는 안 됩니다. 먼저 과정이에요: 6모듈, 시험, 수료증. 그다음에야 계약이에요.</w:t>
+      </w:r>
+    </w:p>
+    <w:p>
+      <w:pPr>
+        <w:pStyle w:val="BodyText"/>
+      </w:pPr>
+      <w:r>
+        <w:t xml:space="preserve">갈리나: 젊은이, 주사기 200개면 180만이에요. 정말 180만을 거절하는 거예요?</w:t>
+      </w:r>
+    </w:p>
+    <w:p>
+      <w:pPr>
+        <w:pStyle w:val="BodyText"/>
+      </w:pPr>
+      <w:r>
+        <w:t xml:space="preserve">알렉세이: 오늘은 네, 거절합니다.</w:t>
+      </w:r>
+    </w:p>
+    <w:p>
+      <w:pPr>
+        <w:pStyle w:val="BodyText"/>
+      </w:pPr>
+      <w:r>
+        <w:t xml:space="preserve">갈리나: 우리 의사들은 15년째 주사를 놔요. 과정은 필요 없고, 물건이 필요해요.</w:t>
+      </w:r>
+    </w:p>
+    <w:p>
+      <w:pPr>
+        <w:pStyle w:val="BodyText"/>
+      </w:pPr>
+      <w:r>
+        <w:t xml:space="preserve">코르닐로바: 갈리나 페트로브나, 당신 의사들은 15년 동안 다른 젤로 놨어요. 나도 20년을 놨죠. 그런데 한 원장님이 첫날 팬텀에서 나를 멈춰 세웠어요. 불쾌했지만 아주 유익했고, 지금도 그분께 감사해요.</w:t>
+      </w:r>
+    </w:p>
+    <w:p>
+      <w:pPr>
+        <w:pStyle w:val="BodyText"/>
+      </w:pPr>
+      <w:r>
+        <w:t xml:space="preserve">갈리나: 당신을요? 코르닐로바를요? 죄송하지만 못 믿겠네요.</w:t>
+      </w:r>
+    </w:p>
+    <w:p>
+      <w:pPr>
+        <w:pStyle w:val="BodyText"/>
+      </w:pPr>
+      <w:r>
+        <w:t xml:space="preserve">알리나: 제가 봤어요, 옆에 있었거든요. 0.5밀리였어요. 엘레나 빅토로브나가 직접 적어 두라고 하셨어요.</w:t>
+      </w:r>
+    </w:p>
+    <w:p>
+      <w:pPr>
+        <w:pStyle w:val="BodyText"/>
+      </w:pPr>
+      <w:r>
+        <w:t xml:space="preserve">갈리나: 좋아요, 그렇다 치죠. 과정은 얼마예요?</w:t>
+      </w:r>
+    </w:p>
+    <w:p>
+      <w:pPr>
+        <w:pStyle w:val="BodyText"/>
+      </w:pPr>
+      <w:r>
+        <w:t xml:space="preserve">이리나: 의사 한 명당 4만 5천, 계좌 이체예요. 돈은 우리가 아니라 강사들에게 가요.</w:t>
+      </w:r>
+    </w:p>
+    <w:p>
+      <w:pPr>
+        <w:pStyle w:val="BodyText"/>
+      </w:pPr>
+      <w:r>
+        <w:t xml:space="preserve">갈리나: 4만 5천을 내고, 그다음에 또 사야 하고. 정말 이상한 유통사네요.</w:t>
+      </w:r>
+    </w:p>
+    <w:p>
+      <w:pPr>
+        <w:pStyle w:val="BodyText"/>
+      </w:pPr>
+      <w:r>
+        <w:t xml:space="preserve">알렉세이: 자주 듣는 말이에요. 은행, 펀드, 스타스. 이제 당신까지요.</w:t>
+      </w:r>
+    </w:p>
+    <w:p>
+      <w:pPr>
+        <w:pStyle w:val="BodyText"/>
+      </w:pPr>
+      <w:r>
+        <w:t xml:space="preserve">갈리나: 스타스는 또 누구예요?</w:t>
+      </w:r>
+    </w:p>
+    <w:p>
+      <w:pPr>
+        <w:pStyle w:val="BodyText"/>
+      </w:pPr>
+      <w:r>
+        <w:t xml:space="preserve">올가: 묻지 마세요, 긴 얘기예요. 가방에서 물건 파는 우리 주요 경쟁자예요.</w:t>
+      </w:r>
+    </w:p>
+    <w:p>
+      <w:pPr>
+        <w:pStyle w:val="BodyText"/>
+      </w:pPr>
+      <w:r>
+        <w:t xml:space="preserve">갈리나: 알았어요, 생각해 볼게요. 첫 그룹은 몇 자리예요?</w:t>
+      </w:r>
+    </w:p>
+    <w:p>
+      <w:pPr>
+        <w:pStyle w:val="BodyText"/>
+      </w:pPr>
+      <w:r>
+        <w:t xml:space="preserve">코르닐로바: 아홉 자리요. 한 원장님 말씀이 열 명이 넘으면 손이 안 보인대요. 나도 동의해요.</w:t>
+      </w:r>
+    </w:p>
+    <w:p>
+      <w:pPr>
+        <w:pStyle w:val="BodyText"/>
+      </w:pPr>
+      <w:r>
+        <w:t xml:space="preserve">알렉세이: 첫 그룹에 등록하실 분은 이리나 세르게예브나에게 오세요, 명단이 있어요.</w:t>
+      </w:r>
+    </w:p>
+    <w:p>
+      <w:pPr>
+        <w:pStyle w:val="BodyText"/>
+      </w:pPr>
+      <w:r>
+        <w:t xml:space="preserve">이리나: 5분 만에 열두 명이 등록했고, 세 명은 대기 명단에 올랐어요.</w:t>
+      </w:r>
+    </w:p>
+    <w:p>
+      <w:pPr>
+        <w:pStyle w:val="BodyText"/>
+      </w:pPr>
+      <w:r>
+        <w:t xml:space="preserve">갈리나: 우리 쪽 두 명, 제일 경험 많은 사람들로 넣어 주세요. 과정이 쓸모없다고 하면 다시 와서 직접 말할게요. 쓸모 있다고 하면 주문은 200개가 넘을 거고, 그것도 직접 와서 말할게요.</w:t>
+      </w:r>
+    </w:p>
+    <w:p>
+      <w:pPr>
+        <w:pStyle w:val="BodyText"/>
+      </w:pPr>
+      <w:r>
+        <w:t xml:space="preserve">알렉세이: 좋습니다. 어느 쪽이든 직접요.</w:t>
+      </w:r>
+    </w:p>
+    <w:p>
+      <w:pPr>
+        <w:pStyle w:val="BodyText"/>
+      </w:pPr>
+      <w:r>
+        <w:t xml:space="preserve">코르닐로바: 나머지 열여덟 명은 갔네요. 알렉세이, 보여요?</w:t>
+      </w:r>
+    </w:p>
+    <w:p>
+      <w:pPr>
+        <w:pStyle w:val="BodyText"/>
+      </w:pPr>
+      <w:r>
+        <w:t xml:space="preserve">알렉세이: 보여요. 과정 없이 물건만 원했던 의사 열여덟 명이죠.</w:t>
+      </w:r>
+    </w:p>
+    <w:p>
+      <w:pPr>
+        <w:pStyle w:val="BodyText"/>
+      </w:pPr>
+      <w:r>
+        <w:t xml:space="preserve">코르닐로바: 잃은 고객이 아니에요. 당신이 팔면 안 되는 사람들이에요. 오늘 학생 열둘을 얻고 문제 열여덟을 잃었어요. 좋은 토요일이에요. 1년 뒤엔 그들이 떠나 준 걸 고마워하게 될 거예요.</w:t>
       </w:r>
     </w:p>
     <w:bookmarkEnd w:id="36"/>
@@ -3928,119 +3928,119 @@
         <w:pStyle w:val="FirstParagraph"/>
       </w:pPr>
       <w:r>
-        <w:t xml:space="preserve">이리나: 오늘 결산. 학생 12명 — 6명씩 두 그룹. 대기 3명. 4만 5천씩.</w:t>
-      </w:r>
-    </w:p>
-    <w:p>
-      <w:pPr>
-        <w:pStyle w:val="BodyText"/>
-      </w:pPr>
-      <w:r>
-        <w:t xml:space="preserve">알렉세이: 54만. 코르닐로바 첫 판매랑 같네요.</w:t>
-      </w:r>
-    </w:p>
-    <w:p>
-      <w:pPr>
-        <w:pStyle w:val="BodyText"/>
-      </w:pPr>
-      <w:r>
-        <w:t xml:space="preserve">이리나: 다만 이건 판매가 아니에요. 교육이죠. 그리고 이걸로 강사비, 알리나 진료실, 초음파가 충당돼요. 이 회사에서 처음으로 뭔가가 바로 수지가 맞아요. 나 자신을 못 믿어서 세 번 확인했어요.</w:t>
-      </w:r>
-    </w:p>
-    <w:p>
-      <w:pPr>
-        <w:pStyle w:val="BodyText"/>
-      </w:pPr>
-      <w:r>
-        <w:t xml:space="preserve">알렉세이: 교육 뒤 판매는요?</w:t>
-      </w:r>
-    </w:p>
-    <w:p>
-      <w:pPr>
-        <w:pStyle w:val="BodyText"/>
-      </w:pPr>
-      <w:r>
-        <w:t xml:space="preserve">이리나: 판매는 — 그다음이에요. 의사 12명이 한 달에 10개씩 — 120개. 거기에 코르닐로바. 거기에 어쩌면 갈리나 레즈니크. 그러면 2월에 처음으로 월 기준 흑자예요. 연 기준이 아니라 — 월 기준.</w:t>
-      </w:r>
-    </w:p>
-    <w:p>
-      <w:pPr>
-        <w:pStyle w:val="BodyText"/>
-      </w:pPr>
-      <w:r>
-        <w:t xml:space="preserve">알렉세이: 이름이 필요해요. 센터 이름. 올가 페트로브나는 「모스트 메디컬 교육 센터」를 제안하셨어요.</w:t>
-      </w:r>
-    </w:p>
-    <w:p>
-      <w:pPr>
-        <w:pStyle w:val="BodyText"/>
-      </w:pPr>
-      <w:r>
-        <w:t xml:space="preserve">이리나: 지루하지만 맞아요. 올가 페트로브나는 늘 지루하고 맞죠.</w:t>
-      </w:r>
-    </w:p>
-    <w:p>
-      <w:pPr>
-        <w:pStyle w:val="BodyText"/>
-      </w:pPr>
-      <w:r>
-        <w:t xml:space="preserve">알리나: 제가 제안해도 될까요? 보드에 적어 뒀어요.</w:t>
-      </w:r>
-    </w:p>
-    <w:p>
-      <w:pPr>
-        <w:pStyle w:val="BodyText"/>
-      </w:pPr>
-      <w:r>
-        <w:t xml:space="preserve">알렉세이: 읽어 줘요.</w:t>
-      </w:r>
-    </w:p>
-    <w:p>
-      <w:pPr>
-        <w:pStyle w:val="BodyText"/>
-      </w:pPr>
-      <w:r>
-        <w:t xml:space="preserve">알리나: 「천천히(Медленно)」. 교육 센터 「천천히」. 한 원장님 말씀처럼. 좋은 손은 — 느린 손.</w:t>
-      </w:r>
-    </w:p>
-    <w:p>
-      <w:pPr>
-        <w:pStyle w:val="BodyText"/>
-      </w:pPr>
-      <w:r>
-        <w:t xml:space="preserve">이리나: 「천천히」. 1년 반 동안 늦는다는 말만 들은 회사에.</w:t>
-      </w:r>
-    </w:p>
-    <w:p>
-      <w:pPr>
-        <w:pStyle w:val="BodyText"/>
-      </w:pPr>
-      <w:r>
-        <w:t xml:space="preserve">알렉세이: 마음에 들어요. 그런데 의사들은 이해 못 할 거예요.</w:t>
-      </w:r>
-    </w:p>
-    <w:p>
-      <w:pPr>
-        <w:pStyle w:val="BodyText"/>
-      </w:pPr>
-      <w:r>
-        <w:t xml:space="preserve">알리나: 이해할 거예요. 1모듈만 들으면. 이해 못 하는 사람은 — 시험에 떨어지고요.</w:t>
-      </w:r>
-    </w:p>
-    <w:p>
-      <w:pPr>
-        <w:pStyle w:val="BodyText"/>
-      </w:pPr>
-      <w:r>
-        <w:t xml:space="preserve">이리나: 공식 명칭은 — 「모스트 메디컬 교육 센터」. 올가 페트로브나처럼. 문에는 — 「천천히」. 알리나처럼.</w:t>
-      </w:r>
-    </w:p>
-    <w:p>
-      <w:pPr>
-        <w:pStyle w:val="BodyText"/>
-      </w:pPr>
-      <w:r>
-        <w:t xml:space="preserve">알렉세이: 문에, 판지 옆에. 「해를 끼치지 말라」와 「천천히」. 할머니도 좋아하실 거예요. 오늘 전화해서 두 문패를 소리 내서 읽어 드릴게요. 그리고 월요일 9시엔 — 첫 그룹.</w:t>
+        <w:t xml:space="preserve">이리나: 오늘 결산이요. 학생 12명 — 6명씩 두 그룹. 대기 명단 3명. 한 명당 4만 5천.</w:t>
+      </w:r>
+    </w:p>
+    <w:p>
+      <w:pPr>
+        <w:pStyle w:val="BodyText"/>
+      </w:pPr>
+      <w:r>
+        <w:t xml:space="preserve">알렉세이: 그럼 54만, 코르닐로바 첫 판매랑 똑같네요.</w:t>
+      </w:r>
+    </w:p>
+    <w:p>
+      <w:pPr>
+        <w:pStyle w:val="BodyText"/>
+      </w:pPr>
+      <w:r>
+        <w:t xml:space="preserve">이리나: 다만 이건 판매가 아니라 교육이에요. 그리고 강사, 알리나의 진료실, 초음파 비용을 충당해요. 이 회사에서 처음으로 뭔가가 바로 수지가 맞아요. 저도 못 믿어서 세 번 확인했어요.</w:t>
+      </w:r>
+    </w:p>
+    <w:p>
+      <w:pPr>
+        <w:pStyle w:val="BodyText"/>
+      </w:pPr>
+      <w:r>
+        <w:t xml:space="preserve">알렉세이: 과정 이후 판매는 어떻게 돼요?</w:t>
+      </w:r>
+    </w:p>
+    <w:p>
+      <w:pPr>
+        <w:pStyle w:val="BodyText"/>
+      </w:pPr>
+      <w:r>
+        <w:t xml:space="preserve">이리나: 판매는 나중이에요. 의사 12명이 한 달에 10개씩이면 120개. 거기에 코르닐로바, 어쩌면 갈리나 레즈니크까지. 그러면 2월에 처음으로 월 단위 흑자가 나요. 연 단위가 아니라 바로 월 단위로요.</w:t>
+      </w:r>
+    </w:p>
+    <w:p>
+      <w:pPr>
+        <w:pStyle w:val="BodyText"/>
+      </w:pPr>
+      <w:r>
+        <w:t xml:space="preserve">알렉세이: 센터 이름이 필요해요. 올가 페트로브나는 「모스트 메디컬 교육 센터」를 제안하셨어요.</w:t>
+      </w:r>
+    </w:p>
+    <w:p>
+      <w:pPr>
+        <w:pStyle w:val="BodyText"/>
+      </w:pPr>
+      <w:r>
+        <w:t xml:space="preserve">이리나: 지루하지만 맞아요. 올가 페트로브나는 늘 지루하고 맞는 걸 제안하시죠.</w:t>
+      </w:r>
+    </w:p>
+    <w:p>
+      <w:pPr>
+        <w:pStyle w:val="BodyText"/>
+      </w:pPr>
+      <w:r>
+        <w:t xml:space="preserve">알리나: 저도 제안해도 될까요? 칠판에 제 이름을 벌써 써 놨어요.</w:t>
+      </w:r>
+    </w:p>
+    <w:p>
+      <w:pPr>
+        <w:pStyle w:val="BodyText"/>
+      </w:pPr>
+      <w:r>
+        <w:t xml:space="preserve">알렉세이: 읽어 보세요, 듣고 있어요.</w:t>
+      </w:r>
+    </w:p>
+    <w:p>
+      <w:pPr>
+        <w:pStyle w:val="BodyText"/>
+      </w:pPr>
+      <w:r>
+        <w:t xml:space="preserve">알리나: 「천천히(Медленно)」. 교육 센터 「천천히」. 한 원장님 말씀처럼요: 좋은 손은 느린 손.</w:t>
+      </w:r>
+    </w:p>
+    <w:p>
+      <w:pPr>
+        <w:pStyle w:val="BodyText"/>
+      </w:pPr>
+      <w:r>
+        <w:t xml:space="preserve">이리나: 「천천히」라. 1년 반 동안 늦다는 말만 들어 온 회사한테 말이죠.</w:t>
+      </w:r>
+    </w:p>
+    <w:p>
+      <w:pPr>
+        <w:pStyle w:val="BodyText"/>
+      </w:pPr>
+      <w:r>
+        <w:t xml:space="preserve">알렉세이: 마음에 들어요. 하지만 의사들이 이해 못 할까 봐 걱정이에요.</w:t>
+      </w:r>
+    </w:p>
+    <w:p>
+      <w:pPr>
+        <w:pStyle w:val="BodyText"/>
+      </w:pPr>
+      <w:r>
+        <w:t xml:space="preserve">알리나: 이해할 거예요, 1모듈만 들으면요. 이해 못 하는 사람은 그냥 시험에 떨어지겠죠.</w:t>
+      </w:r>
+    </w:p>
+    <w:p>
+      <w:pPr>
+        <w:pStyle w:val="BodyText"/>
+      </w:pPr>
+      <w:r>
+        <w:t xml:space="preserve">이리나: 그럼 공식 명칭은 「모스트 메디컬 교육 센터」, 올가 페트로브나 안대로요. 그리고 문에는 「천천히」, 알리나 안대로요.</w:t>
+      </w:r>
+    </w:p>
+    <w:p>
+      <w:pPr>
+        <w:pStyle w:val="BodyText"/>
+      </w:pPr>
+      <w:r>
+        <w:t xml:space="preserve">알렉세이: 문에, 판지 옆에요. 「해를 끼치지 말라」와 「천천히」. 할머니도 좋아하실 거예요. 오늘 전화해서 두 문패를 소리 내 읽어 드릴게요. 그리고 월요일 9시에 첫 그룹이 시작돼요.</w:t>
       </w:r>
     </w:p>
     <w:bookmarkEnd w:id="37"/>
